--- a/Relatorio.docx
+++ b/Relatorio.docx
@@ -582,6 +582,7 @@
                                     <w:alias w:val="Subtítulo"/>
                                     <w:tag w:val=""/>
                                     <w:id w:val="-1148361611"/>
+                                    <w:showingPlcHdr/>
                                     <w:dataBinding w:prefixMappings="xmlns:ns0='http://purl.org/dc/elements/1.1/' xmlns:ns1='http://schemas.openxmlformats.org/package/2006/metadata/core-properties' " w:xpath="/ns1:coreProperties[1]/ns0:subject[1]" w:storeItemID="{6C3C8BC8-F283-45AE-878A-BAB7291924A1}"/>
                                     <w:text/>
                                   </w:sdtPr>
@@ -592,7 +593,7 @@
                                         <w:sz w:val="36"/>
                                         <w:szCs w:val="36"/>
                                       </w:rPr>
-                                      <w:t>Computação Gráfica</w:t>
+                                      <w:t xml:space="preserve">     </w:t>
                                     </w:r>
                                   </w:sdtContent>
                                 </w:sdt>
@@ -691,6 +692,7 @@
                               <w:alias w:val="Subtítulo"/>
                               <w:tag w:val=""/>
                               <w:id w:val="-1148361611"/>
+                              <w:showingPlcHdr/>
                               <w:dataBinding w:prefixMappings="xmlns:ns0='http://purl.org/dc/elements/1.1/' xmlns:ns1='http://schemas.openxmlformats.org/package/2006/metadata/core-properties' " w:xpath="/ns1:coreProperties[1]/ns0:subject[1]" w:storeItemID="{6C3C8BC8-F283-45AE-878A-BAB7291924A1}"/>
                               <w:text/>
                             </w:sdtPr>
@@ -701,7 +703,7 @@
                                   <w:sz w:val="36"/>
                                   <w:szCs w:val="36"/>
                                 </w:rPr>
-                                <w:t>Computação Gráfica</w:t>
+                                <w:t xml:space="preserve">     </w:t>
                               </w:r>
                             </w:sdtContent>
                           </w:sdt>
@@ -1021,7 +1023,31 @@
                                           <w:sz w:val="28"/>
                                           <w:szCs w:val="28"/>
                                         </w:rPr>
-                                        <w:t>11-04-202</w:t>
+                                        <w:t>30</w:t>
+                                      </w:r>
+                                      <w:r>
+                                        <w:rPr>
+                                          <w:color w:val="FFFFFF" w:themeColor="background1"/>
+                                          <w:sz w:val="28"/>
+                                          <w:szCs w:val="28"/>
+                                        </w:rPr>
+                                        <w:t>-0</w:t>
+                                      </w:r>
+                                      <w:r>
+                                        <w:rPr>
+                                          <w:color w:val="FFFFFF" w:themeColor="background1"/>
+                                          <w:sz w:val="28"/>
+                                          <w:szCs w:val="28"/>
+                                        </w:rPr>
+                                        <w:t>5</w:t>
+                                      </w:r>
+                                      <w:r>
+                                        <w:rPr>
+                                          <w:color w:val="FFFFFF" w:themeColor="background1"/>
+                                          <w:sz w:val="28"/>
+                                          <w:szCs w:val="28"/>
+                                        </w:rPr>
+                                        <w:t>-202</w:t>
                                       </w:r>
                                     </w:sdtContent>
                                   </w:sdt>
@@ -4344,7 +4370,31 @@
                                     <w:sz w:val="28"/>
                                     <w:szCs w:val="28"/>
                                   </w:rPr>
-                                  <w:t>11-04-202</w:t>
+                                  <w:t>30</w:t>
+                                </w:r>
+                                <w:r>
+                                  <w:rPr>
+                                    <w:color w:val="FFFFFF" w:themeColor="background1"/>
+                                    <w:sz w:val="28"/>
+                                    <w:szCs w:val="28"/>
+                                  </w:rPr>
+                                  <w:t>-0</w:t>
+                                </w:r>
+                                <w:r>
+                                  <w:rPr>
+                                    <w:color w:val="FFFFFF" w:themeColor="background1"/>
+                                    <w:sz w:val="28"/>
+                                    <w:szCs w:val="28"/>
+                                  </w:rPr>
+                                  <w:t>5</w:t>
+                                </w:r>
+                                <w:r>
+                                  <w:rPr>
+                                    <w:color w:val="FFFFFF" w:themeColor="background1"/>
+                                    <w:sz w:val="28"/>
+                                    <w:szCs w:val="28"/>
+                                  </w:rPr>
+                                  <w:t>-202</w:t>
                                 </w:r>
                               </w:sdtContent>
                             </w:sdt>
@@ -5291,12 +5341,12 @@
           <w:szCs w:val="56"/>
         </w:rPr>
       </w:pPr>
-      <w:bookmarkStart w:id="0" w:name="_Toc152279527"/>
-      <w:bookmarkStart w:id="1" w:name="_Toc180269606"/>
-      <w:bookmarkStart w:id="2" w:name="_Toc180278165"/>
-      <w:bookmarkStart w:id="3" w:name="_Toc180278408"/>
-      <w:bookmarkStart w:id="4" w:name="_Toc180520468"/>
-      <w:bookmarkStart w:id="5" w:name="_Toc195263515"/>
+      <w:bookmarkStart w:id="0" w:name="_Toc180269606"/>
+      <w:bookmarkStart w:id="1" w:name="_Toc180278165"/>
+      <w:bookmarkStart w:id="2" w:name="_Toc180278408"/>
+      <w:bookmarkStart w:id="3" w:name="_Toc180520468"/>
+      <w:bookmarkStart w:id="4" w:name="_Toc195263515"/>
+      <w:bookmarkStart w:id="5" w:name="_Toc152279527"/>
       <w:r>
         <w:rPr>
           <w:rFonts w:cs="Arial"/>
@@ -5305,11 +5355,11 @@
         <w:lastRenderedPageBreak/>
         <w:t>Índice de imagens</w:t>
       </w:r>
+      <w:bookmarkEnd w:id="0"/>
       <w:bookmarkEnd w:id="1"/>
       <w:bookmarkEnd w:id="2"/>
       <w:bookmarkEnd w:id="3"/>
       <w:bookmarkEnd w:id="4"/>
-      <w:bookmarkEnd w:id="5"/>
     </w:p>
     <w:p/>
     <w:p>
@@ -5682,7 +5732,7 @@
       <w:bookmarkStart w:id="7" w:name="_Toc152279528"/>
       <w:bookmarkStart w:id="8" w:name="_Toc180520469"/>
       <w:bookmarkStart w:id="9" w:name="_Toc195263516"/>
-      <w:bookmarkEnd w:id="0"/>
+      <w:bookmarkEnd w:id="5"/>
       <w:r>
         <w:rPr>
           <w:rFonts w:cs="Arial"/>
@@ -6134,14 +6184,27 @@
                             <w:r>
                               <w:t xml:space="preserve">Figura </w:t>
                             </w:r>
-                            <w:fldSimple w:instr=" SEQ Figura \* ARABIC ">
-                              <w:r>
-                                <w:rPr>
-                                  <w:noProof/>
-                                </w:rPr>
-                                <w:t>1</w:t>
-                              </w:r>
-                            </w:fldSimple>
+                            <w:r>
+                              <w:fldChar w:fldCharType="begin"/>
+                            </w:r>
+                            <w:r>
+                              <w:instrText xml:space="preserve"> SEQ Figura \* ARABIC </w:instrText>
+                            </w:r>
+                            <w:r>
+                              <w:fldChar w:fldCharType="separate"/>
+                            </w:r>
+                            <w:r>
+                              <w:rPr>
+                                <w:noProof/>
+                              </w:rPr>
+                              <w:t>1</w:t>
+                            </w:r>
+                            <w:r>
+                              <w:rPr>
+                                <w:noProof/>
+                              </w:rPr>
+                              <w:fldChar w:fldCharType="end"/>
+                            </w:r>
                             <w:r>
                               <w:t xml:space="preserve"> - </w:t>
                             </w:r>
@@ -6203,14 +6266,27 @@
                       <w:r>
                         <w:t xml:space="preserve">Figura </w:t>
                       </w:r>
-                      <w:fldSimple w:instr=" SEQ Figura \* ARABIC ">
-                        <w:r>
-                          <w:rPr>
-                            <w:noProof/>
-                          </w:rPr>
-                          <w:t>1</w:t>
-                        </w:r>
-                      </w:fldSimple>
+                      <w:r>
+                        <w:fldChar w:fldCharType="begin"/>
+                      </w:r>
+                      <w:r>
+                        <w:instrText xml:space="preserve"> SEQ Figura \* ARABIC </w:instrText>
+                      </w:r>
+                      <w:r>
+                        <w:fldChar w:fldCharType="separate"/>
+                      </w:r>
+                      <w:r>
+                        <w:rPr>
+                          <w:noProof/>
+                        </w:rPr>
+                        <w:t>1</w:t>
+                      </w:r>
+                      <w:r>
+                        <w:rPr>
+                          <w:noProof/>
+                        </w:rPr>
+                        <w:fldChar w:fldCharType="end"/>
+                      </w:r>
                       <w:r>
                         <w:t xml:space="preserve"> - </w:t>
                       </w:r>
@@ -6458,14 +6534,27 @@
                             <w:r>
                               <w:t xml:space="preserve">Figura </w:t>
                             </w:r>
-                            <w:fldSimple w:instr=" SEQ Figura \* ARABIC ">
-                              <w:r>
-                                <w:rPr>
-                                  <w:noProof/>
-                                </w:rPr>
-                                <w:t>2</w:t>
-                              </w:r>
-                            </w:fldSimple>
+                            <w:r>
+                              <w:fldChar w:fldCharType="begin"/>
+                            </w:r>
+                            <w:r>
+                              <w:instrText xml:space="preserve"> SEQ Figura \* ARABIC </w:instrText>
+                            </w:r>
+                            <w:r>
+                              <w:fldChar w:fldCharType="separate"/>
+                            </w:r>
+                            <w:r>
+                              <w:rPr>
+                                <w:noProof/>
+                              </w:rPr>
+                              <w:t>2</w:t>
+                            </w:r>
+                            <w:r>
+                              <w:rPr>
+                                <w:noProof/>
+                              </w:rPr>
+                              <w:fldChar w:fldCharType="end"/>
+                            </w:r>
                             <w:r>
                               <w:t xml:space="preserve"> - </w:t>
                             </w:r>
@@ -6520,14 +6609,27 @@
                       <w:r>
                         <w:t xml:space="preserve">Figura </w:t>
                       </w:r>
-                      <w:fldSimple w:instr=" SEQ Figura \* ARABIC ">
-                        <w:r>
-                          <w:rPr>
-                            <w:noProof/>
-                          </w:rPr>
-                          <w:t>2</w:t>
-                        </w:r>
-                      </w:fldSimple>
+                      <w:r>
+                        <w:fldChar w:fldCharType="begin"/>
+                      </w:r>
+                      <w:r>
+                        <w:instrText xml:space="preserve"> SEQ Figura \* ARABIC </w:instrText>
+                      </w:r>
+                      <w:r>
+                        <w:fldChar w:fldCharType="separate"/>
+                      </w:r>
+                      <w:r>
+                        <w:rPr>
+                          <w:noProof/>
+                        </w:rPr>
+                        <w:t>2</w:t>
+                      </w:r>
+                      <w:r>
+                        <w:rPr>
+                          <w:noProof/>
+                        </w:rPr>
+                        <w:fldChar w:fldCharType="end"/>
+                      </w:r>
                       <w:r>
                         <w:t xml:space="preserve"> - </w:t>
                       </w:r>
@@ -6930,19 +7032,29 @@
                             <w:r>
                               <w:t xml:space="preserve">Figura </w:t>
                             </w:r>
-                            <w:fldSimple w:instr=" SEQ Figura \* ARABIC ">
-                              <w:r>
-                                <w:rPr>
-                                  <w:noProof/>
-                                </w:rPr>
-                                <w:t>3</w:t>
-                              </w:r>
-                            </w:fldSimple>
                             <w:r>
-                              <w:t xml:space="preserve"> - Jetpack</w:t>
+                              <w:fldChar w:fldCharType="begin"/>
                             </w:r>
                             <w:r>
-                              <w:t xml:space="preserve"> Joyride</w:t>
+                              <w:instrText xml:space="preserve"> SEQ Figura \* ARABIC </w:instrText>
+                            </w:r>
+                            <w:r>
+                              <w:fldChar w:fldCharType="separate"/>
+                            </w:r>
+                            <w:r>
+                              <w:rPr>
+                                <w:noProof/>
+                              </w:rPr>
+                              <w:t>3</w:t>
+                            </w:r>
+                            <w:r>
+                              <w:rPr>
+                                <w:noProof/>
+                              </w:rPr>
+                              <w:fldChar w:fldCharType="end"/>
+                            </w:r>
+                            <w:r>
+                              <w:t xml:space="preserve"> - Jetpack Joyride</w:t>
                             </w:r>
                             <w:bookmarkEnd w:id="16"/>
                           </w:p>
@@ -6977,19 +7089,29 @@
                       <w:r>
                         <w:t xml:space="preserve">Figura </w:t>
                       </w:r>
-                      <w:fldSimple w:instr=" SEQ Figura \* ARABIC ">
-                        <w:r>
-                          <w:rPr>
-                            <w:noProof/>
-                          </w:rPr>
-                          <w:t>3</w:t>
-                        </w:r>
-                      </w:fldSimple>
                       <w:r>
-                        <w:t xml:space="preserve"> - Jetpack</w:t>
+                        <w:fldChar w:fldCharType="begin"/>
                       </w:r>
                       <w:r>
-                        <w:t xml:space="preserve"> Joyride</w:t>
+                        <w:instrText xml:space="preserve"> SEQ Figura \* ARABIC </w:instrText>
+                      </w:r>
+                      <w:r>
+                        <w:fldChar w:fldCharType="separate"/>
+                      </w:r>
+                      <w:r>
+                        <w:rPr>
+                          <w:noProof/>
+                        </w:rPr>
+                        <w:t>3</w:t>
+                      </w:r>
+                      <w:r>
+                        <w:rPr>
+                          <w:noProof/>
+                        </w:rPr>
+                        <w:fldChar w:fldCharType="end"/>
+                      </w:r>
+                      <w:r>
+                        <w:t xml:space="preserve"> - Jetpack Joyride</w:t>
                       </w:r>
                       <w:bookmarkEnd w:id="17"/>
                     </w:p>
@@ -7322,24 +7444,540 @@
           <w:szCs w:val="56"/>
         </w:rPr>
       </w:pPr>
-      <w:bookmarkStart w:id="19" w:name="_Toc195263520"/>
       <w:r>
         <w:rPr>
           <w:rFonts w:cs="Arial"/>
           <w:szCs w:val="56"/>
         </w:rPr>
         <w:lastRenderedPageBreak/>
-        <w:t>Desenvolvimento</w:t>
+        <w:t>Manual de Utilizador</w:t>
       </w:r>
-      <w:bookmarkEnd w:id="19"/>
     </w:p>
     <w:p/>
-    <w:p/>
-    <w:p/>
-    <w:p/>
-    <w:p/>
     <w:p>
       <w:pPr>
+        <w:spacing w:line="360" w:lineRule="auto"/>
+        <w:ind w:firstLine="567"/>
+        <w:jc w:val="both"/>
+      </w:pPr>
+      <w:r>
+        <w:rPr>
+          <w:b/>
+          <w:bCs/>
+        </w:rPr>
+        <w:t>Requisitos do Jogo</w:t>
+      </w:r>
+      <w:r>
+        <w:rPr>
+          <w:b/>
+          <w:bCs/>
+        </w:rPr>
+        <w:t>:</w:t>
+      </w:r>
+    </w:p>
+    <w:p>
+      <w:pPr>
+        <w:pStyle w:val="PargrafodaLista"/>
+        <w:numPr>
+          <w:ilvl w:val="0"/>
+          <w:numId w:val="41"/>
+        </w:numPr>
+        <w:spacing w:line="360" w:lineRule="auto"/>
+        <w:jc w:val="both"/>
+      </w:pPr>
+      <w:r>
+        <w:t xml:space="preserve">Browser com suporte a </w:t>
+      </w:r>
+      <w:proofErr w:type="spellStart"/>
+      <w:r>
+        <w:rPr>
+          <w:i/>
+          <w:iCs/>
+        </w:rPr>
+        <w:t>WebGL</w:t>
+      </w:r>
+      <w:proofErr w:type="spellEnd"/>
+    </w:p>
+    <w:p>
+      <w:pPr>
+        <w:pStyle w:val="PargrafodaLista"/>
+        <w:numPr>
+          <w:ilvl w:val="0"/>
+          <w:numId w:val="41"/>
+        </w:numPr>
+        <w:spacing w:line="360" w:lineRule="auto"/>
+        <w:jc w:val="both"/>
+      </w:pPr>
+      <w:r>
+        <w:t>Teclado</w:t>
+      </w:r>
+    </w:p>
+    <w:p>
+      <w:pPr>
+        <w:spacing w:line="360" w:lineRule="auto"/>
+        <w:jc w:val="both"/>
+      </w:pPr>
+    </w:p>
+    <w:p>
+      <w:pPr>
+        <w:spacing w:line="360" w:lineRule="auto"/>
+        <w:ind w:firstLine="567"/>
+        <w:jc w:val="both"/>
+      </w:pPr>
+      <w:r>
+        <w:rPr>
+          <w:b/>
+          <w:bCs/>
+        </w:rPr>
+        <w:t>Como começar a jogar?</w:t>
+      </w:r>
+    </w:p>
+    <w:p>
+      <w:pPr>
+        <w:pStyle w:val="PargrafodaLista"/>
+        <w:numPr>
+          <w:ilvl w:val="0"/>
+          <w:numId w:val="42"/>
+        </w:numPr>
+        <w:spacing w:line="360" w:lineRule="auto"/>
+        <w:jc w:val="both"/>
+      </w:pPr>
+      <w:r>
+        <w:t xml:space="preserve">Abre o jogo utilizando um servidor </w:t>
+      </w:r>
+      <w:r>
+        <w:rPr>
+          <w:i/>
+          <w:iCs/>
+        </w:rPr>
+        <w:t>HTTP</w:t>
+      </w:r>
+      <w:r>
+        <w:t xml:space="preserve"> como, por exemplo, a extensão “Live Server” no </w:t>
+      </w:r>
+      <w:r>
+        <w:rPr>
+          <w:i/>
+          <w:iCs/>
+        </w:rPr>
+        <w:t xml:space="preserve">Visual </w:t>
+      </w:r>
+      <w:proofErr w:type="spellStart"/>
+      <w:r>
+        <w:rPr>
+          <w:i/>
+          <w:iCs/>
+        </w:rPr>
+        <w:t>Studio</w:t>
+      </w:r>
+      <w:proofErr w:type="spellEnd"/>
+      <w:r>
+        <w:rPr>
+          <w:i/>
+          <w:iCs/>
+        </w:rPr>
+        <w:t xml:space="preserve"> </w:t>
+      </w:r>
+      <w:proofErr w:type="spellStart"/>
+      <w:r>
+        <w:rPr>
+          <w:i/>
+          <w:iCs/>
+        </w:rPr>
+        <w:t>Code</w:t>
+      </w:r>
+      <w:proofErr w:type="spellEnd"/>
+      <w:r>
+        <w:t>.</w:t>
+      </w:r>
+    </w:p>
+    <w:p>
+      <w:pPr>
+        <w:pStyle w:val="PargrafodaLista"/>
+        <w:numPr>
+          <w:ilvl w:val="0"/>
+          <w:numId w:val="42"/>
+        </w:numPr>
+        <w:spacing w:line="360" w:lineRule="auto"/>
+        <w:jc w:val="both"/>
+      </w:pPr>
+      <w:r>
+        <w:t>Pressiona qualquer tecla para começar a jogar.</w:t>
+      </w:r>
+    </w:p>
+    <w:p>
+      <w:pPr>
+        <w:pStyle w:val="PargrafodaLista"/>
+        <w:numPr>
+          <w:ilvl w:val="1"/>
+          <w:numId w:val="42"/>
+        </w:numPr>
+        <w:spacing w:line="360" w:lineRule="auto"/>
+        <w:jc w:val="both"/>
+      </w:pPr>
+      <w:r>
+        <w:t xml:space="preserve">Se não funcionar, tenta </w:t>
+      </w:r>
+      <w:r>
+        <w:t xml:space="preserve">clicar </w:t>
+      </w:r>
+      <w:r>
+        <w:t>dentro da área de</w:t>
+      </w:r>
+      <w:r>
+        <w:t xml:space="preserve"> jogo primeiro.</w:t>
+      </w:r>
+    </w:p>
+    <w:p>
+      <w:pPr>
+        <w:pStyle w:val="PargrafodaLista"/>
+        <w:numPr>
+          <w:ilvl w:val="0"/>
+          <w:numId w:val="42"/>
+        </w:numPr>
+        <w:spacing w:line="360" w:lineRule="auto"/>
+        <w:jc w:val="both"/>
+      </w:pPr>
+      <w:r>
+        <w:t>Já está!</w:t>
+      </w:r>
+    </w:p>
+    <w:p>
+      <w:pPr>
+        <w:spacing w:line="360" w:lineRule="auto"/>
+        <w:jc w:val="both"/>
+      </w:pPr>
+    </w:p>
+    <w:p>
+      <w:pPr>
+        <w:spacing w:line="360" w:lineRule="auto"/>
+        <w:ind w:firstLine="567"/>
+        <w:jc w:val="both"/>
+      </w:pPr>
+      <w:r>
+        <w:rPr>
+          <w:b/>
+          <w:bCs/>
+        </w:rPr>
+        <w:t>Controlos</w:t>
+      </w:r>
+      <w:r>
+        <w:rPr>
+          <w:b/>
+          <w:bCs/>
+        </w:rPr>
+        <w:t>:</w:t>
+      </w:r>
+    </w:p>
+    <w:p>
+      <w:pPr>
+        <w:pStyle w:val="PargrafodaLista"/>
+        <w:numPr>
+          <w:ilvl w:val="0"/>
+          <w:numId w:val="41"/>
+        </w:numPr>
+        <w:spacing w:line="360" w:lineRule="auto"/>
+        <w:jc w:val="both"/>
+      </w:pPr>
+      <w:r>
+        <w:t>Controlos Básicos</w:t>
+      </w:r>
+    </w:p>
+    <w:p>
+      <w:pPr>
+        <w:pStyle w:val="PargrafodaLista"/>
+        <w:numPr>
+          <w:ilvl w:val="1"/>
+          <w:numId w:val="41"/>
+        </w:numPr>
+        <w:spacing w:line="360" w:lineRule="auto"/>
+        <w:jc w:val="both"/>
+      </w:pPr>
+      <w:r>
+        <w:t>Seta para a esquerda ou A – Mover para a esquerda</w:t>
+      </w:r>
+    </w:p>
+    <w:p>
+      <w:pPr>
+        <w:pStyle w:val="PargrafodaLista"/>
+        <w:numPr>
+          <w:ilvl w:val="1"/>
+          <w:numId w:val="41"/>
+        </w:numPr>
+        <w:spacing w:line="360" w:lineRule="auto"/>
+        <w:jc w:val="both"/>
+      </w:pPr>
+      <w:r>
+        <w:t>Seta para a direita ou D – Mover para a direita</w:t>
+      </w:r>
+    </w:p>
+    <w:p>
+      <w:pPr>
+        <w:pStyle w:val="PargrafodaLista"/>
+        <w:numPr>
+          <w:ilvl w:val="1"/>
+          <w:numId w:val="41"/>
+        </w:numPr>
+        <w:spacing w:line="360" w:lineRule="auto"/>
+        <w:jc w:val="both"/>
+      </w:pPr>
+      <w:r>
+        <w:t>Seta para cima ou W ou Espaço – Saltar</w:t>
+      </w:r>
+    </w:p>
+    <w:p>
+      <w:pPr>
+        <w:pStyle w:val="PargrafodaLista"/>
+        <w:numPr>
+          <w:ilvl w:val="1"/>
+          <w:numId w:val="41"/>
+        </w:numPr>
+        <w:spacing w:line="360" w:lineRule="auto"/>
+        <w:jc w:val="both"/>
+      </w:pPr>
+      <w:r>
+        <w:t>P – Pausar o jogo</w:t>
+      </w:r>
+    </w:p>
+    <w:p>
+      <w:pPr>
+        <w:spacing w:line="360" w:lineRule="auto"/>
+        <w:jc w:val="both"/>
+      </w:pPr>
+    </w:p>
+    <w:p>
+      <w:pPr>
+        <w:pStyle w:val="PargrafodaLista"/>
+        <w:numPr>
+          <w:ilvl w:val="0"/>
+          <w:numId w:val="41"/>
+        </w:numPr>
+        <w:spacing w:line="360" w:lineRule="auto"/>
+        <w:jc w:val="both"/>
+      </w:pPr>
+      <w:r>
+        <w:t xml:space="preserve">Controlos </w:t>
+      </w:r>
+      <w:r>
+        <w:t>de Iluminação</w:t>
+      </w:r>
+    </w:p>
+    <w:p>
+      <w:pPr>
+        <w:pStyle w:val="PargrafodaLista"/>
+        <w:numPr>
+          <w:ilvl w:val="1"/>
+          <w:numId w:val="41"/>
+        </w:numPr>
+        <w:spacing w:line="360" w:lineRule="auto"/>
+        <w:jc w:val="both"/>
+      </w:pPr>
+      <w:r>
+        <w:rPr>
+          <w:i/>
+          <w:iCs/>
+        </w:rPr>
+        <w:t>Mouse</w:t>
+      </w:r>
+      <w:r>
+        <w:t xml:space="preserve"> Esquerdo</w:t>
+      </w:r>
+      <w:r>
+        <w:t xml:space="preserve"> – Ligar/Desligar Pisca</w:t>
+      </w:r>
+      <w:r>
+        <w:t xml:space="preserve"> Esquerdo</w:t>
+      </w:r>
+      <w:r>
+        <w:t xml:space="preserve"> da Carrinha</w:t>
+      </w:r>
+    </w:p>
+    <w:p>
+      <w:pPr>
+        <w:pStyle w:val="PargrafodaLista"/>
+        <w:numPr>
+          <w:ilvl w:val="1"/>
+          <w:numId w:val="41"/>
+        </w:numPr>
+        <w:spacing w:line="360" w:lineRule="auto"/>
+        <w:jc w:val="both"/>
+      </w:pPr>
+      <w:r>
+        <w:rPr>
+          <w:i/>
+          <w:iCs/>
+        </w:rPr>
+        <w:t>Mouse</w:t>
+      </w:r>
+      <w:r>
+        <w:t xml:space="preserve"> </w:t>
+      </w:r>
+      <w:r>
+        <w:t>Direito</w:t>
+      </w:r>
+      <w:r>
+        <w:t xml:space="preserve"> – Ligar/Desligar Pisca</w:t>
+      </w:r>
+      <w:r>
+        <w:t xml:space="preserve"> Direito</w:t>
+      </w:r>
+      <w:r>
+        <w:t xml:space="preserve"> da Carrinha</w:t>
+      </w:r>
+    </w:p>
+    <w:p>
+      <w:pPr>
+        <w:pStyle w:val="PargrafodaLista"/>
+        <w:numPr>
+          <w:ilvl w:val="1"/>
+          <w:numId w:val="41"/>
+        </w:numPr>
+        <w:spacing w:line="360" w:lineRule="auto"/>
+        <w:jc w:val="both"/>
+      </w:pPr>
+      <w:r>
+        <w:t xml:space="preserve">Botão de </w:t>
+      </w:r>
+      <w:proofErr w:type="spellStart"/>
+      <w:r>
+        <w:rPr>
+          <w:i/>
+          <w:iCs/>
+        </w:rPr>
+        <w:t>Scroll</w:t>
+      </w:r>
+      <w:proofErr w:type="spellEnd"/>
+      <w:r>
+        <w:t xml:space="preserve"> </w:t>
+      </w:r>
+      <w:r>
+        <w:t xml:space="preserve">– Ligar/Desligar </w:t>
+      </w:r>
+      <w:r>
+        <w:t>Luzes de Emergência</w:t>
+      </w:r>
+      <w:r>
+        <w:t xml:space="preserve"> da Carrinha</w:t>
+      </w:r>
+    </w:p>
+    <w:p>
+      <w:pPr>
+        <w:pStyle w:val="PargrafodaLista"/>
+        <w:numPr>
+          <w:ilvl w:val="1"/>
+          <w:numId w:val="41"/>
+        </w:numPr>
+        <w:spacing w:line="360" w:lineRule="auto"/>
+        <w:jc w:val="both"/>
+      </w:pPr>
+      <w:r>
+        <w:t>1 – Ligar/desligar luz ambiente</w:t>
+      </w:r>
+    </w:p>
+    <w:p>
+      <w:pPr>
+        <w:pStyle w:val="PargrafodaLista"/>
+        <w:numPr>
+          <w:ilvl w:val="1"/>
+          <w:numId w:val="41"/>
+        </w:numPr>
+        <w:spacing w:line="360" w:lineRule="auto"/>
+        <w:jc w:val="both"/>
+      </w:pPr>
+      <w:r>
+        <w:t>2 – Ligar/desligar luz direcional</w:t>
+      </w:r>
+    </w:p>
+    <w:p>
+      <w:pPr>
+        <w:pStyle w:val="PargrafodaLista"/>
+        <w:numPr>
+          <w:ilvl w:val="1"/>
+          <w:numId w:val="41"/>
+        </w:numPr>
+        <w:spacing w:line="360" w:lineRule="auto"/>
+        <w:jc w:val="both"/>
+      </w:pPr>
+      <w:r>
+        <w:t>3 – Ligar/desligar postes de iluminação</w:t>
+      </w:r>
+    </w:p>
+    <w:p>
+      <w:pPr>
+        <w:pStyle w:val="PargrafodaLista"/>
+        <w:numPr>
+          <w:ilvl w:val="1"/>
+          <w:numId w:val="41"/>
+        </w:numPr>
+        <w:spacing w:line="360" w:lineRule="auto"/>
+        <w:jc w:val="both"/>
+      </w:pPr>
+      <w:r>
+        <w:t xml:space="preserve">4 – Ligar/Desligar </w:t>
+      </w:r>
+      <w:r>
+        <w:t>f</w:t>
+      </w:r>
+      <w:r>
+        <w:t xml:space="preserve">aróis da </w:t>
+      </w:r>
+      <w:r>
+        <w:t>c</w:t>
+      </w:r>
+      <w:r>
+        <w:t>arrinha</w:t>
+      </w:r>
+      <w:r>
+        <w:br w:type="page"/>
+      </w:r>
+    </w:p>
+    <w:p>
+      <w:pPr>
+        <w:spacing w:line="360" w:lineRule="auto"/>
+        <w:jc w:val="both"/>
+      </w:pPr>
+    </w:p>
+    <w:p>
+      <w:pPr>
+        <w:pStyle w:val="PargrafodaLista"/>
+        <w:numPr>
+          <w:ilvl w:val="0"/>
+          <w:numId w:val="41"/>
+        </w:numPr>
+        <w:spacing w:line="360" w:lineRule="auto"/>
+        <w:jc w:val="both"/>
+      </w:pPr>
+      <w:r>
+        <w:t>Definições</w:t>
+      </w:r>
+    </w:p>
+    <w:p>
+      <w:pPr>
+        <w:pStyle w:val="PargrafodaLista"/>
+        <w:numPr>
+          <w:ilvl w:val="1"/>
+          <w:numId w:val="41"/>
+        </w:numPr>
+        <w:spacing w:line="360" w:lineRule="auto"/>
+        <w:jc w:val="both"/>
+      </w:pPr>
+      <w:r>
+        <w:t>C</w:t>
+      </w:r>
+      <w:r>
+        <w:t xml:space="preserve"> – </w:t>
+      </w:r>
+      <w:r>
+        <w:t>Alterar tipo de câmara</w:t>
+      </w:r>
+    </w:p>
+    <w:p>
+      <w:pPr>
+        <w:pStyle w:val="PargrafodaLista"/>
+        <w:numPr>
+          <w:ilvl w:val="1"/>
+          <w:numId w:val="41"/>
+        </w:numPr>
         <w:spacing w:line="360" w:lineRule="auto"/>
         <w:jc w:val="both"/>
         <w:rPr>
@@ -7348,9 +7986,367 @@
           <w:szCs w:val="24"/>
         </w:rPr>
       </w:pPr>
-      <w:bookmarkStart w:id="20" w:name="_Toc152258951"/>
-      <w:bookmarkStart w:id="21" w:name="_Toc152279547"/>
-      <w:bookmarkStart w:id="22" w:name="_Hlk148369304"/>
+      <w:r>
+        <w:t xml:space="preserve">H – Ver </w:t>
+      </w:r>
+      <w:proofErr w:type="spellStart"/>
+      <w:r>
+        <w:rPr>
+          <w:i/>
+          <w:iCs/>
+        </w:rPr>
+        <w:t>hitboxes</w:t>
+      </w:r>
+      <w:bookmarkStart w:id="19" w:name="_Toc152258951"/>
+      <w:bookmarkStart w:id="20" w:name="_Toc152279547"/>
+      <w:bookmarkStart w:id="21" w:name="_Hlk148369304"/>
+      <w:proofErr w:type="spellEnd"/>
+    </w:p>
+    <w:p>
+      <w:pPr>
+        <w:spacing w:line="360" w:lineRule="auto"/>
+        <w:jc w:val="both"/>
+      </w:pPr>
+    </w:p>
+    <w:p>
+      <w:pPr>
+        <w:spacing w:line="360" w:lineRule="auto"/>
+        <w:ind w:firstLine="567"/>
+        <w:jc w:val="both"/>
+      </w:pPr>
+      <w:r>
+        <w:rPr>
+          <w:b/>
+          <w:bCs/>
+        </w:rPr>
+        <w:t>Elementos</w:t>
+      </w:r>
+      <w:r>
+        <w:rPr>
+          <w:b/>
+          <w:bCs/>
+        </w:rPr>
+        <w:t xml:space="preserve"> do Jogo</w:t>
+      </w:r>
+      <w:r>
+        <w:rPr>
+          <w:b/>
+          <w:bCs/>
+        </w:rPr>
+        <w:t>:</w:t>
+      </w:r>
+    </w:p>
+    <w:p>
+      <w:pPr>
+        <w:pStyle w:val="PargrafodaLista"/>
+        <w:numPr>
+          <w:ilvl w:val="0"/>
+          <w:numId w:val="41"/>
+        </w:numPr>
+        <w:spacing w:line="360" w:lineRule="auto"/>
+        <w:jc w:val="both"/>
+      </w:pPr>
+      <w:r>
+        <w:t>Faixas</w:t>
+      </w:r>
+    </w:p>
+    <w:p>
+      <w:pPr>
+        <w:pStyle w:val="PargrafodaLista"/>
+        <w:numPr>
+          <w:ilvl w:val="1"/>
+          <w:numId w:val="41"/>
+        </w:numPr>
+        <w:spacing w:line="360" w:lineRule="auto"/>
+        <w:jc w:val="both"/>
+      </w:pPr>
+      <w:r>
+        <w:t>O ambiente do jogo é constituído por uma estrada com três faixas. Podes mudar de faixa ou saltar para evitar obstáculos.</w:t>
+      </w:r>
+    </w:p>
+    <w:p>
+      <w:pPr>
+        <w:spacing w:line="360" w:lineRule="auto"/>
+        <w:jc w:val="both"/>
+      </w:pPr>
+    </w:p>
+    <w:p>
+      <w:pPr>
+        <w:pStyle w:val="PargrafodaLista"/>
+        <w:numPr>
+          <w:ilvl w:val="0"/>
+          <w:numId w:val="41"/>
+        </w:numPr>
+        <w:spacing w:line="360" w:lineRule="auto"/>
+        <w:jc w:val="both"/>
+      </w:pPr>
+      <w:r>
+        <w:t>Obstáculos</w:t>
+      </w:r>
+    </w:p>
+    <w:p>
+      <w:pPr>
+        <w:pStyle w:val="PargrafodaLista"/>
+        <w:numPr>
+          <w:ilvl w:val="1"/>
+          <w:numId w:val="41"/>
+        </w:numPr>
+        <w:spacing w:line="360" w:lineRule="auto"/>
+        <w:jc w:val="both"/>
+      </w:pPr>
+      <w:r>
+        <w:t>Cones de Trânsito: Pode</w:t>
+      </w:r>
+      <w:r>
+        <w:t xml:space="preserve">m ser evitados de duas formas: </w:t>
+      </w:r>
+      <w:r>
+        <w:t>desviando</w:t>
+      </w:r>
+      <w:r>
+        <w:t xml:space="preserve"> para os lados</w:t>
+      </w:r>
+      <w:r>
+        <w:t xml:space="preserve"> ou saltando por cima dele</w:t>
+      </w:r>
+      <w:r>
+        <w:t>s</w:t>
+      </w:r>
+      <w:r>
+        <w:t>.</w:t>
+      </w:r>
+    </w:p>
+    <w:p>
+      <w:pPr>
+        <w:pStyle w:val="PargrafodaLista"/>
+        <w:numPr>
+          <w:ilvl w:val="1"/>
+          <w:numId w:val="41"/>
+        </w:numPr>
+        <w:spacing w:line="360" w:lineRule="auto"/>
+        <w:jc w:val="both"/>
+      </w:pPr>
+      <w:r>
+        <w:t>Tampas de Esgoto:</w:t>
+      </w:r>
+      <w:r>
+        <w:t xml:space="preserve"> Funcionam da mesma maneira que os cones.</w:t>
+      </w:r>
+    </w:p>
+    <w:p>
+      <w:pPr>
+        <w:pStyle w:val="PargrafodaLista"/>
+        <w:numPr>
+          <w:ilvl w:val="1"/>
+          <w:numId w:val="41"/>
+        </w:numPr>
+        <w:spacing w:line="360" w:lineRule="auto"/>
+        <w:jc w:val="both"/>
+      </w:pPr>
+      <w:r>
+        <w:t xml:space="preserve">Cavalos: </w:t>
+      </w:r>
+      <w:r>
+        <w:t>Não é possível saltar por cima deles, terás de te desviar lateralmente.</w:t>
+      </w:r>
+    </w:p>
+    <w:p>
+      <w:pPr>
+        <w:spacing w:line="360" w:lineRule="auto"/>
+        <w:jc w:val="both"/>
+      </w:pPr>
+    </w:p>
+    <w:p>
+      <w:pPr>
+        <w:pStyle w:val="PargrafodaLista"/>
+        <w:numPr>
+          <w:ilvl w:val="0"/>
+          <w:numId w:val="41"/>
+        </w:numPr>
+        <w:spacing w:line="360" w:lineRule="auto"/>
+        <w:jc w:val="both"/>
+        <w:rPr>
+          <w:i/>
+          <w:iCs/>
+        </w:rPr>
+      </w:pPr>
+      <w:proofErr w:type="spellStart"/>
+      <w:r>
+        <w:rPr>
+          <w:i/>
+          <w:iCs/>
+        </w:rPr>
+        <w:t>Power-ups</w:t>
+      </w:r>
+      <w:proofErr w:type="spellEnd"/>
+    </w:p>
+    <w:p>
+      <w:pPr>
+        <w:pStyle w:val="PargrafodaLista"/>
+        <w:numPr>
+          <w:ilvl w:val="1"/>
+          <w:numId w:val="41"/>
+        </w:numPr>
+        <w:spacing w:line="360" w:lineRule="auto"/>
+        <w:jc w:val="both"/>
+        <w:rPr>
+          <w:i/>
+          <w:iCs/>
+        </w:rPr>
+      </w:pPr>
+      <w:r>
+        <w:t xml:space="preserve">Grade de Cerveja: Apanhar este item irá ativar o modo de voo, no qual poderás evitar todos os obstáculos durante </w:t>
+      </w:r>
+      <w:r>
+        <w:t>5</w:t>
+      </w:r>
+      <w:r>
+        <w:t xml:space="preserve"> segundos.</w:t>
+      </w:r>
+    </w:p>
+    <w:p>
+      <w:pPr>
+        <w:spacing w:line="360" w:lineRule="auto"/>
+        <w:jc w:val="both"/>
+        <w:rPr>
+          <w:i/>
+          <w:iCs/>
+        </w:rPr>
+      </w:pPr>
+    </w:p>
+    <w:p>
+      <w:pPr>
+        <w:pStyle w:val="PargrafodaLista"/>
+        <w:numPr>
+          <w:ilvl w:val="0"/>
+          <w:numId w:val="41"/>
+        </w:numPr>
+        <w:spacing w:line="360" w:lineRule="auto"/>
+        <w:jc w:val="both"/>
+      </w:pPr>
+      <w:r>
+        <w:t>Vidas</w:t>
+      </w:r>
+    </w:p>
+    <w:p>
+      <w:pPr>
+        <w:pStyle w:val="PargrafodaLista"/>
+        <w:numPr>
+          <w:ilvl w:val="1"/>
+          <w:numId w:val="41"/>
+        </w:numPr>
+        <w:spacing w:line="360" w:lineRule="auto"/>
+        <w:jc w:val="both"/>
+        <w:rPr>
+          <w:i/>
+          <w:iCs/>
+        </w:rPr>
+      </w:pPr>
+      <w:r>
+        <w:t>Começas o jogo com 3 vidas.</w:t>
+      </w:r>
+    </w:p>
+    <w:p>
+      <w:pPr>
+        <w:pStyle w:val="PargrafodaLista"/>
+        <w:numPr>
+          <w:ilvl w:val="1"/>
+          <w:numId w:val="41"/>
+        </w:numPr>
+        <w:spacing w:line="360" w:lineRule="auto"/>
+        <w:jc w:val="both"/>
+        <w:rPr>
+          <w:i/>
+          <w:iCs/>
+        </w:rPr>
+      </w:pPr>
+      <w:r>
+        <w:t>Bater contra obstáculos faz-te perder uma vida.</w:t>
+      </w:r>
+    </w:p>
+    <w:p>
+      <w:pPr>
+        <w:pStyle w:val="PargrafodaLista"/>
+        <w:numPr>
+          <w:ilvl w:val="1"/>
+          <w:numId w:val="41"/>
+        </w:numPr>
+        <w:spacing w:line="360" w:lineRule="auto"/>
+        <w:jc w:val="both"/>
+        <w:rPr>
+          <w:i/>
+          <w:iCs/>
+        </w:rPr>
+      </w:pPr>
+      <w:r>
+        <w:t>Perdes o jogo quando as tuas vidas chegarem a 0.</w:t>
+      </w:r>
+    </w:p>
+    <w:p>
+      <w:pPr>
+        <w:spacing w:line="360" w:lineRule="auto"/>
+        <w:jc w:val="both"/>
+        <w:rPr>
+          <w:i/>
+          <w:iCs/>
+        </w:rPr>
+      </w:pPr>
+    </w:p>
+    <w:p>
+      <w:pPr>
+        <w:pStyle w:val="PargrafodaLista"/>
+        <w:numPr>
+          <w:ilvl w:val="0"/>
+          <w:numId w:val="41"/>
+        </w:numPr>
+        <w:spacing w:line="360" w:lineRule="auto"/>
+        <w:jc w:val="both"/>
+        <w:rPr>
+          <w:i/>
+          <w:iCs/>
+        </w:rPr>
+      </w:pPr>
+      <w:r>
+        <w:rPr>
+          <w:i/>
+          <w:iCs/>
+        </w:rPr>
+        <w:t xml:space="preserve">Game </w:t>
+      </w:r>
+      <w:proofErr w:type="spellStart"/>
+      <w:r>
+        <w:rPr>
+          <w:i/>
+          <w:iCs/>
+        </w:rPr>
+        <w:t>Over</w:t>
+      </w:r>
+      <w:proofErr w:type="spellEnd"/>
+    </w:p>
+    <w:p>
+      <w:pPr>
+        <w:pStyle w:val="PargrafodaLista"/>
+        <w:numPr>
+          <w:ilvl w:val="1"/>
+          <w:numId w:val="41"/>
+        </w:numPr>
+        <w:spacing w:line="360" w:lineRule="auto"/>
+        <w:jc w:val="both"/>
+        <w:rPr>
+          <w:b/>
+          <w:bCs/>
+          <w:szCs w:val="24"/>
+        </w:rPr>
+      </w:pPr>
+      <w:r>
+        <w:t>Quando perdes todas as vidas, será mostrada a tua pontuação final</w:t>
+      </w:r>
+      <w:r>
+        <w:t>.</w:t>
+      </w:r>
+      <w:r>
+        <w:t xml:space="preserve"> Podes jogar novamente carregando no botão “Recomeçar”.</w:t>
+      </w:r>
       <w:r>
         <w:br w:type="page"/>
       </w:r>
@@ -7367,8 +8363,8 @@
           <w:szCs w:val="56"/>
         </w:rPr>
       </w:pPr>
-      <w:bookmarkStart w:id="23" w:name="_Toc180520474"/>
-      <w:bookmarkStart w:id="24" w:name="_Toc195263521"/>
+      <w:bookmarkStart w:id="22" w:name="_Toc180520474"/>
+      <w:bookmarkStart w:id="23" w:name="_Toc195263521"/>
       <w:r>
         <w:rPr>
           <w:rFonts w:cs="Arial"/>
@@ -7377,10 +8373,10 @@
         <w:lastRenderedPageBreak/>
         <w:t>Conclusão</w:t>
       </w:r>
+      <w:bookmarkEnd w:id="19"/>
       <w:bookmarkEnd w:id="20"/>
-      <w:bookmarkEnd w:id="21"/>
+      <w:bookmarkEnd w:id="22"/>
       <w:bookmarkEnd w:id="23"/>
-      <w:bookmarkEnd w:id="24"/>
     </w:p>
     <w:p/>
     <w:p>
@@ -7390,18 +8386,44 @@
         <w:jc w:val="both"/>
       </w:pPr>
       <w:r>
-        <w:t xml:space="preserve">Este trabalho permitirá explorar profundamente as capacidades da biblioteca three.js, aplicando conceitos importantes da computação gráfica através da criação de uma experiência interativa e apelativa. O UTAD </w:t>
+        <w:t>Este trabalho permiti</w:t>
+      </w:r>
+      <w:r>
+        <w:t>u</w:t>
+      </w:r>
+      <w:r>
+        <w:t xml:space="preserve"> explorar as capacidades da biblioteca </w:t>
+      </w:r>
+      <w:r>
+        <w:rPr>
+          <w:i/>
+          <w:iCs/>
+        </w:rPr>
+        <w:t>three.js</w:t>
+      </w:r>
+      <w:r>
+        <w:t xml:space="preserve">, aplicando conceitos importantes da computação gráfica através da criação de uma experiência interativa e apelativa. O UTAD </w:t>
       </w:r>
       <w:proofErr w:type="spellStart"/>
       <w:r>
+        <w:rPr>
+          <w:i/>
+          <w:iCs/>
+        </w:rPr>
         <w:t>Run</w:t>
       </w:r>
       <w:proofErr w:type="spellEnd"/>
       <w:r>
-        <w:t xml:space="preserve"> não só representa um desafio técnico como também uma oportunidade criativa para destacar elementos característicos da UTAD, proporcionando uma experiência única e envolvente para os jogadores.</w:t>
+        <w:t xml:space="preserve"> não só representa um desafio como também uma oportunidade criativa para destacar elementos característicos da UTAD, proporcionando uma experiência </w:t>
+      </w:r>
+      <w:r>
+        <w:t>humorística</w:t>
+      </w:r>
+      <w:r>
+        <w:t xml:space="preserve"> e envolvente para os jogadores.</w:t>
       </w:r>
     </w:p>
-    <w:bookmarkEnd w:id="22"/>
+    <w:bookmarkEnd w:id="21"/>
     <w:p>
       <w:r>
         <w:rPr>
@@ -7410,8 +8432,8 @@
         <w:br w:type="page"/>
       </w:r>
     </w:p>
+    <w:bookmarkStart w:id="24" w:name="_Toc180520475" w:displacedByCustomXml="next"/>
     <w:bookmarkStart w:id="25" w:name="_Toc195263522" w:displacedByCustomXml="next"/>
-    <w:bookmarkStart w:id="26" w:name="_Toc180520475" w:displacedByCustomXml="next"/>
     <w:sdt>
       <w:sdtPr>
         <w:rPr>
@@ -7454,7 +8476,7 @@
             </w:rPr>
             <w:t>Bibliografi</w:t>
           </w:r>
-          <w:bookmarkEnd w:id="26"/>
+          <w:bookmarkEnd w:id="24"/>
           <w:r>
             <w:rPr>
               <w:rFonts w:cs="Arial"/>
@@ -10132,6 +11154,119 @@
     </w:lvl>
   </w:abstractNum>
   <w:abstractNum w:abstractNumId="13" w15:restartNumberingAfterBreak="0">
+    <w:nsid w:val="129F13D0"/>
+    <w:multiLevelType w:val="hybridMultilevel"/>
+    <w:tmpl w:val="40FA2536"/>
+    <w:lvl w:ilvl="0" w:tplc="0816000F">
+      <w:start w:val="1"/>
+      <w:numFmt w:val="decimal"/>
+      <w:lvlText w:val="%1."/>
+      <w:lvlJc w:val="left"/>
+      <w:pPr>
+        <w:ind w:left="1287" w:hanging="360"/>
+      </w:pPr>
+      <w:rPr>
+        <w:rFonts w:hint="default"/>
+      </w:rPr>
+    </w:lvl>
+    <w:lvl w:ilvl="1" w:tplc="FFFFFFFF">
+      <w:start w:val="1"/>
+      <w:numFmt w:val="bullet"/>
+      <w:lvlText w:val="o"/>
+      <w:lvlJc w:val="left"/>
+      <w:pPr>
+        <w:ind w:left="2007" w:hanging="360"/>
+      </w:pPr>
+      <w:rPr>
+        <w:rFonts w:ascii="Courier New" w:hAnsi="Courier New" w:cs="Courier New" w:hint="default"/>
+      </w:rPr>
+    </w:lvl>
+    <w:lvl w:ilvl="2" w:tplc="FFFFFFFF" w:tentative="1">
+      <w:start w:val="1"/>
+      <w:numFmt w:val="bullet"/>
+      <w:lvlText w:val=""/>
+      <w:lvlJc w:val="left"/>
+      <w:pPr>
+        <w:ind w:left="2727" w:hanging="360"/>
+      </w:pPr>
+      <w:rPr>
+        <w:rFonts w:ascii="Wingdings" w:hAnsi="Wingdings" w:hint="default"/>
+      </w:rPr>
+    </w:lvl>
+    <w:lvl w:ilvl="3" w:tplc="FFFFFFFF" w:tentative="1">
+      <w:start w:val="1"/>
+      <w:numFmt w:val="bullet"/>
+      <w:lvlText w:val=""/>
+      <w:lvlJc w:val="left"/>
+      <w:pPr>
+        <w:ind w:left="3447" w:hanging="360"/>
+      </w:pPr>
+      <w:rPr>
+        <w:rFonts w:ascii="Symbol" w:hAnsi="Symbol" w:hint="default"/>
+      </w:rPr>
+    </w:lvl>
+    <w:lvl w:ilvl="4" w:tplc="FFFFFFFF" w:tentative="1">
+      <w:start w:val="1"/>
+      <w:numFmt w:val="bullet"/>
+      <w:lvlText w:val="o"/>
+      <w:lvlJc w:val="left"/>
+      <w:pPr>
+        <w:ind w:left="4167" w:hanging="360"/>
+      </w:pPr>
+      <w:rPr>
+        <w:rFonts w:ascii="Courier New" w:hAnsi="Courier New" w:cs="Courier New" w:hint="default"/>
+      </w:rPr>
+    </w:lvl>
+    <w:lvl w:ilvl="5" w:tplc="FFFFFFFF" w:tentative="1">
+      <w:start w:val="1"/>
+      <w:numFmt w:val="bullet"/>
+      <w:lvlText w:val=""/>
+      <w:lvlJc w:val="left"/>
+      <w:pPr>
+        <w:ind w:left="4887" w:hanging="360"/>
+      </w:pPr>
+      <w:rPr>
+        <w:rFonts w:ascii="Wingdings" w:hAnsi="Wingdings" w:hint="default"/>
+      </w:rPr>
+    </w:lvl>
+    <w:lvl w:ilvl="6" w:tplc="FFFFFFFF" w:tentative="1">
+      <w:start w:val="1"/>
+      <w:numFmt w:val="bullet"/>
+      <w:lvlText w:val=""/>
+      <w:lvlJc w:val="left"/>
+      <w:pPr>
+        <w:ind w:left="5607" w:hanging="360"/>
+      </w:pPr>
+      <w:rPr>
+        <w:rFonts w:ascii="Symbol" w:hAnsi="Symbol" w:hint="default"/>
+      </w:rPr>
+    </w:lvl>
+    <w:lvl w:ilvl="7" w:tplc="FFFFFFFF" w:tentative="1">
+      <w:start w:val="1"/>
+      <w:numFmt w:val="bullet"/>
+      <w:lvlText w:val="o"/>
+      <w:lvlJc w:val="left"/>
+      <w:pPr>
+        <w:ind w:left="6327" w:hanging="360"/>
+      </w:pPr>
+      <w:rPr>
+        <w:rFonts w:ascii="Courier New" w:hAnsi="Courier New" w:cs="Courier New" w:hint="default"/>
+      </w:rPr>
+    </w:lvl>
+    <w:lvl w:ilvl="8" w:tplc="FFFFFFFF" w:tentative="1">
+      <w:start w:val="1"/>
+      <w:numFmt w:val="bullet"/>
+      <w:lvlText w:val=""/>
+      <w:lvlJc w:val="left"/>
+      <w:pPr>
+        <w:ind w:left="7047" w:hanging="360"/>
+      </w:pPr>
+      <w:rPr>
+        <w:rFonts w:ascii="Wingdings" w:hAnsi="Wingdings" w:hint="default"/>
+      </w:rPr>
+    </w:lvl>
+  </w:abstractNum>
+  <w:abstractNum w:abstractNumId="14" w15:restartNumberingAfterBreak="0">
     <w:nsid w:val="25B70DDD"/>
     <w:multiLevelType w:val="multilevel"/>
     <w:tmpl w:val="34C6DA74"/>
@@ -10225,7 +11360,7 @@
       </w:pPr>
     </w:lvl>
   </w:abstractNum>
-  <w:abstractNum w:abstractNumId="14" w15:restartNumberingAfterBreak="0">
+  <w:abstractNum w:abstractNumId="15" w15:restartNumberingAfterBreak="0">
     <w:nsid w:val="27483E21"/>
     <w:multiLevelType w:val="multilevel"/>
     <w:tmpl w:val="34C6DA74"/>
@@ -10319,7 +11454,7 @@
       </w:pPr>
     </w:lvl>
   </w:abstractNum>
-  <w:abstractNum w:abstractNumId="15" w15:restartNumberingAfterBreak="0">
+  <w:abstractNum w:abstractNumId="16" w15:restartNumberingAfterBreak="0">
     <w:nsid w:val="2A873A1B"/>
     <w:multiLevelType w:val="hybridMultilevel"/>
     <w:tmpl w:val="C700D722"/>
@@ -10405,7 +11540,7 @@
       </w:pPr>
     </w:lvl>
   </w:abstractNum>
-  <w:abstractNum w:abstractNumId="16" w15:restartNumberingAfterBreak="0">
+  <w:abstractNum w:abstractNumId="17" w15:restartNumberingAfterBreak="0">
     <w:nsid w:val="2F6E5C12"/>
     <w:multiLevelType w:val="multilevel"/>
     <w:tmpl w:val="A9824D5A"/>
@@ -10499,7 +11634,7 @@
       </w:pPr>
     </w:lvl>
   </w:abstractNum>
-  <w:abstractNum w:abstractNumId="17" w15:restartNumberingAfterBreak="0">
+  <w:abstractNum w:abstractNumId="18" w15:restartNumberingAfterBreak="0">
     <w:nsid w:val="393E2C8C"/>
     <w:multiLevelType w:val="multilevel"/>
     <w:tmpl w:val="34C6DA74"/>
@@ -10593,7 +11728,7 @@
       </w:pPr>
     </w:lvl>
   </w:abstractNum>
-  <w:abstractNum w:abstractNumId="18" w15:restartNumberingAfterBreak="0">
+  <w:abstractNum w:abstractNumId="19" w15:restartNumberingAfterBreak="0">
     <w:nsid w:val="3AED6239"/>
     <w:multiLevelType w:val="multilevel"/>
     <w:tmpl w:val="A9824D5A"/>
@@ -10687,7 +11822,7 @@
       </w:pPr>
     </w:lvl>
   </w:abstractNum>
-  <w:abstractNum w:abstractNumId="19" w15:restartNumberingAfterBreak="0">
+  <w:abstractNum w:abstractNumId="20" w15:restartNumberingAfterBreak="0">
     <w:nsid w:val="3BFA204C"/>
     <w:multiLevelType w:val="multilevel"/>
     <w:tmpl w:val="34C6DA74"/>
@@ -10781,7 +11916,7 @@
       </w:pPr>
     </w:lvl>
   </w:abstractNum>
-  <w:abstractNum w:abstractNumId="20" w15:restartNumberingAfterBreak="0">
+  <w:abstractNum w:abstractNumId="21" w15:restartNumberingAfterBreak="0">
     <w:nsid w:val="3E057B1A"/>
     <w:multiLevelType w:val="multilevel"/>
     <w:tmpl w:val="34C6DA74"/>
@@ -10875,7 +12010,7 @@
       </w:pPr>
     </w:lvl>
   </w:abstractNum>
-  <w:abstractNum w:abstractNumId="21" w15:restartNumberingAfterBreak="0">
+  <w:abstractNum w:abstractNumId="22" w15:restartNumberingAfterBreak="0">
     <w:nsid w:val="3F5301C0"/>
     <w:multiLevelType w:val="multilevel"/>
     <w:tmpl w:val="34C6DA74"/>
@@ -10969,7 +12104,7 @@
       </w:pPr>
     </w:lvl>
   </w:abstractNum>
-  <w:abstractNum w:abstractNumId="22" w15:restartNumberingAfterBreak="0">
+  <w:abstractNum w:abstractNumId="23" w15:restartNumberingAfterBreak="0">
     <w:nsid w:val="45645B94"/>
     <w:multiLevelType w:val="multilevel"/>
     <w:tmpl w:val="A9824D5A"/>
@@ -11063,7 +12198,7 @@
       </w:pPr>
     </w:lvl>
   </w:abstractNum>
-  <w:abstractNum w:abstractNumId="23" w15:restartNumberingAfterBreak="0">
+  <w:abstractNum w:abstractNumId="24" w15:restartNumberingAfterBreak="0">
     <w:nsid w:val="46B70C88"/>
     <w:multiLevelType w:val="multilevel"/>
     <w:tmpl w:val="34C6DA74"/>
@@ -11157,7 +12292,7 @@
       </w:pPr>
     </w:lvl>
   </w:abstractNum>
-  <w:abstractNum w:abstractNumId="24" w15:restartNumberingAfterBreak="0">
+  <w:abstractNum w:abstractNumId="25" w15:restartNumberingAfterBreak="0">
     <w:nsid w:val="475F5649"/>
     <w:multiLevelType w:val="multilevel"/>
     <w:tmpl w:val="34C6DA74"/>
@@ -11251,7 +12386,7 @@
       </w:pPr>
     </w:lvl>
   </w:abstractNum>
-  <w:abstractNum w:abstractNumId="25" w15:restartNumberingAfterBreak="0">
+  <w:abstractNum w:abstractNumId="26" w15:restartNumberingAfterBreak="0">
     <w:nsid w:val="4B50766F"/>
     <w:multiLevelType w:val="multilevel"/>
     <w:tmpl w:val="34C6DA74"/>
@@ -11345,7 +12480,7 @@
       </w:pPr>
     </w:lvl>
   </w:abstractNum>
-  <w:abstractNum w:abstractNumId="26" w15:restartNumberingAfterBreak="0">
+  <w:abstractNum w:abstractNumId="27" w15:restartNumberingAfterBreak="0">
     <w:nsid w:val="4D2D72D2"/>
     <w:multiLevelType w:val="multilevel"/>
     <w:tmpl w:val="0816001F"/>
@@ -11431,7 +12566,7 @@
       </w:pPr>
     </w:lvl>
   </w:abstractNum>
-  <w:abstractNum w:abstractNumId="27" w15:restartNumberingAfterBreak="0">
+  <w:abstractNum w:abstractNumId="28" w15:restartNumberingAfterBreak="0">
     <w:nsid w:val="4D6A132C"/>
     <w:multiLevelType w:val="multilevel"/>
     <w:tmpl w:val="82EC1BB0"/>
@@ -11553,7 +12688,7 @@
       </w:rPr>
     </w:lvl>
   </w:abstractNum>
-  <w:abstractNum w:abstractNumId="28" w15:restartNumberingAfterBreak="0">
+  <w:abstractNum w:abstractNumId="29" w15:restartNumberingAfterBreak="0">
     <w:nsid w:val="4F647E36"/>
     <w:multiLevelType w:val="multilevel"/>
     <w:tmpl w:val="34C6DA74"/>
@@ -11647,7 +12782,7 @@
       </w:pPr>
     </w:lvl>
   </w:abstractNum>
-  <w:abstractNum w:abstractNumId="29" w15:restartNumberingAfterBreak="0">
+  <w:abstractNum w:abstractNumId="30" w15:restartNumberingAfterBreak="0">
     <w:nsid w:val="4F9E31C7"/>
     <w:multiLevelType w:val="multilevel"/>
     <w:tmpl w:val="A9824D5A"/>
@@ -11741,7 +12876,7 @@
       </w:pPr>
     </w:lvl>
   </w:abstractNum>
-  <w:abstractNum w:abstractNumId="30" w15:restartNumberingAfterBreak="0">
+  <w:abstractNum w:abstractNumId="31" w15:restartNumberingAfterBreak="0">
     <w:nsid w:val="53A40B22"/>
     <w:multiLevelType w:val="multilevel"/>
     <w:tmpl w:val="34C6DA74"/>
@@ -11835,7 +12970,7 @@
       </w:pPr>
     </w:lvl>
   </w:abstractNum>
-  <w:abstractNum w:abstractNumId="31" w15:restartNumberingAfterBreak="0">
+  <w:abstractNum w:abstractNumId="32" w15:restartNumberingAfterBreak="0">
     <w:nsid w:val="56E83CA3"/>
     <w:multiLevelType w:val="multilevel"/>
     <w:tmpl w:val="0816001F"/>
@@ -11921,7 +13056,121 @@
       </w:pPr>
     </w:lvl>
   </w:abstractNum>
-  <w:abstractNum w:abstractNumId="32" w15:restartNumberingAfterBreak="0">
+  <w:abstractNum w:abstractNumId="33" w15:restartNumberingAfterBreak="0">
+    <w:nsid w:val="5752237C"/>
+    <w:multiLevelType w:val="hybridMultilevel"/>
+    <w:tmpl w:val="F4723E30"/>
+    <w:lvl w:ilvl="0" w:tplc="1366A862">
+      <w:start w:val="1"/>
+      <w:numFmt w:val="bullet"/>
+      <w:lvlText w:val=""/>
+      <w:lvlJc w:val="left"/>
+      <w:pPr>
+        <w:ind w:left="1287" w:hanging="360"/>
+      </w:pPr>
+      <w:rPr>
+        <w:rFonts w:ascii="Symbol" w:hAnsi="Symbol" w:hint="default"/>
+        <w:color w:val="F07F09" w:themeColor="accent1"/>
+      </w:rPr>
+    </w:lvl>
+    <w:lvl w:ilvl="1" w:tplc="08160003">
+      <w:start w:val="1"/>
+      <w:numFmt w:val="bullet"/>
+      <w:lvlText w:val="o"/>
+      <w:lvlJc w:val="left"/>
+      <w:pPr>
+        <w:ind w:left="2007" w:hanging="360"/>
+      </w:pPr>
+      <w:rPr>
+        <w:rFonts w:ascii="Courier New" w:hAnsi="Courier New" w:cs="Courier New" w:hint="default"/>
+      </w:rPr>
+    </w:lvl>
+    <w:lvl w:ilvl="2" w:tplc="08160005" w:tentative="1">
+      <w:start w:val="1"/>
+      <w:numFmt w:val="bullet"/>
+      <w:lvlText w:val=""/>
+      <w:lvlJc w:val="left"/>
+      <w:pPr>
+        <w:ind w:left="2727" w:hanging="360"/>
+      </w:pPr>
+      <w:rPr>
+        <w:rFonts w:ascii="Wingdings" w:hAnsi="Wingdings" w:hint="default"/>
+      </w:rPr>
+    </w:lvl>
+    <w:lvl w:ilvl="3" w:tplc="08160001" w:tentative="1">
+      <w:start w:val="1"/>
+      <w:numFmt w:val="bullet"/>
+      <w:lvlText w:val=""/>
+      <w:lvlJc w:val="left"/>
+      <w:pPr>
+        <w:ind w:left="3447" w:hanging="360"/>
+      </w:pPr>
+      <w:rPr>
+        <w:rFonts w:ascii="Symbol" w:hAnsi="Symbol" w:hint="default"/>
+      </w:rPr>
+    </w:lvl>
+    <w:lvl w:ilvl="4" w:tplc="08160003" w:tentative="1">
+      <w:start w:val="1"/>
+      <w:numFmt w:val="bullet"/>
+      <w:lvlText w:val="o"/>
+      <w:lvlJc w:val="left"/>
+      <w:pPr>
+        <w:ind w:left="4167" w:hanging="360"/>
+      </w:pPr>
+      <w:rPr>
+        <w:rFonts w:ascii="Courier New" w:hAnsi="Courier New" w:cs="Courier New" w:hint="default"/>
+      </w:rPr>
+    </w:lvl>
+    <w:lvl w:ilvl="5" w:tplc="08160005" w:tentative="1">
+      <w:start w:val="1"/>
+      <w:numFmt w:val="bullet"/>
+      <w:lvlText w:val=""/>
+      <w:lvlJc w:val="left"/>
+      <w:pPr>
+        <w:ind w:left="4887" w:hanging="360"/>
+      </w:pPr>
+      <w:rPr>
+        <w:rFonts w:ascii="Wingdings" w:hAnsi="Wingdings" w:hint="default"/>
+      </w:rPr>
+    </w:lvl>
+    <w:lvl w:ilvl="6" w:tplc="08160001" w:tentative="1">
+      <w:start w:val="1"/>
+      <w:numFmt w:val="bullet"/>
+      <w:lvlText w:val=""/>
+      <w:lvlJc w:val="left"/>
+      <w:pPr>
+        <w:ind w:left="5607" w:hanging="360"/>
+      </w:pPr>
+      <w:rPr>
+        <w:rFonts w:ascii="Symbol" w:hAnsi="Symbol" w:hint="default"/>
+      </w:rPr>
+    </w:lvl>
+    <w:lvl w:ilvl="7" w:tplc="08160003" w:tentative="1">
+      <w:start w:val="1"/>
+      <w:numFmt w:val="bullet"/>
+      <w:lvlText w:val="o"/>
+      <w:lvlJc w:val="left"/>
+      <w:pPr>
+        <w:ind w:left="6327" w:hanging="360"/>
+      </w:pPr>
+      <w:rPr>
+        <w:rFonts w:ascii="Courier New" w:hAnsi="Courier New" w:cs="Courier New" w:hint="default"/>
+      </w:rPr>
+    </w:lvl>
+    <w:lvl w:ilvl="8" w:tplc="08160005" w:tentative="1">
+      <w:start w:val="1"/>
+      <w:numFmt w:val="bullet"/>
+      <w:lvlText w:val=""/>
+      <w:lvlJc w:val="left"/>
+      <w:pPr>
+        <w:ind w:left="7047" w:hanging="360"/>
+      </w:pPr>
+      <w:rPr>
+        <w:rFonts w:ascii="Wingdings" w:hAnsi="Wingdings" w:hint="default"/>
+      </w:rPr>
+    </w:lvl>
+  </w:abstractNum>
+  <w:abstractNum w:abstractNumId="34" w15:restartNumberingAfterBreak="0">
     <w:nsid w:val="588936B1"/>
     <w:multiLevelType w:val="hybridMultilevel"/>
     <w:tmpl w:val="C68443F4"/>
@@ -12007,7 +13256,7 @@
       </w:pPr>
     </w:lvl>
   </w:abstractNum>
-  <w:abstractNum w:abstractNumId="33" w15:restartNumberingAfterBreak="0">
+  <w:abstractNum w:abstractNumId="35" w15:restartNumberingAfterBreak="0">
     <w:nsid w:val="5CB56636"/>
     <w:multiLevelType w:val="hybridMultilevel"/>
     <w:tmpl w:val="FD8A32BA"/>
@@ -12093,7 +13342,7 @@
       </w:pPr>
     </w:lvl>
   </w:abstractNum>
-  <w:abstractNum w:abstractNumId="34" w15:restartNumberingAfterBreak="0">
+  <w:abstractNum w:abstractNumId="36" w15:restartNumberingAfterBreak="0">
     <w:nsid w:val="619D1B7B"/>
     <w:multiLevelType w:val="multilevel"/>
     <w:tmpl w:val="34C6DA74"/>
@@ -12187,7 +13436,7 @@
       </w:pPr>
     </w:lvl>
   </w:abstractNum>
-  <w:abstractNum w:abstractNumId="35" w15:restartNumberingAfterBreak="0">
+  <w:abstractNum w:abstractNumId="37" w15:restartNumberingAfterBreak="0">
     <w:nsid w:val="63383851"/>
     <w:multiLevelType w:val="multilevel"/>
     <w:tmpl w:val="34C6DA74"/>
@@ -12281,7 +13530,7 @@
       </w:pPr>
     </w:lvl>
   </w:abstractNum>
-  <w:abstractNum w:abstractNumId="36" w15:restartNumberingAfterBreak="0">
+  <w:abstractNum w:abstractNumId="38" w15:restartNumberingAfterBreak="0">
     <w:nsid w:val="63D643BA"/>
     <w:multiLevelType w:val="multilevel"/>
     <w:tmpl w:val="0816001F"/>
@@ -12367,7 +13616,7 @@
       </w:pPr>
     </w:lvl>
   </w:abstractNum>
-  <w:abstractNum w:abstractNumId="37" w15:restartNumberingAfterBreak="0">
+  <w:abstractNum w:abstractNumId="39" w15:restartNumberingAfterBreak="0">
     <w:nsid w:val="6477788E"/>
     <w:multiLevelType w:val="multilevel"/>
     <w:tmpl w:val="04090023"/>
@@ -12455,7 +13704,7 @@
       </w:pPr>
     </w:lvl>
   </w:abstractNum>
-  <w:abstractNum w:abstractNumId="38" w15:restartNumberingAfterBreak="0">
+  <w:abstractNum w:abstractNumId="40" w15:restartNumberingAfterBreak="0">
     <w:nsid w:val="6B6D0605"/>
     <w:multiLevelType w:val="multilevel"/>
     <w:tmpl w:val="0409001F"/>
@@ -12543,13 +13792,13 @@
     </w:lvl>
   </w:abstractNum>
   <w:num w:numId="1" w16cid:durableId="1687513366">
-    <w:abstractNumId w:val="38"/>
+    <w:abstractNumId w:val="40"/>
   </w:num>
   <w:num w:numId="2" w16cid:durableId="580145454">
     <w:abstractNumId w:val="11"/>
   </w:num>
   <w:num w:numId="3" w16cid:durableId="449473111">
-    <w:abstractNumId w:val="37"/>
+    <w:abstractNumId w:val="39"/>
   </w:num>
   <w:num w:numId="4" w16cid:durableId="1917010427">
     <w:abstractNumId w:val="9"/>
@@ -12582,7 +13831,7 @@
     <w:abstractNumId w:val="0"/>
   </w:num>
   <w:num w:numId="14" w16cid:durableId="762654414">
-    <w:abstractNumId w:val="33"/>
+    <w:abstractNumId w:val="35"/>
     <w:lvlOverride w:ilvl="0">
       <w:startOverride w:val="1"/>
     </w:lvlOverride>
@@ -12612,7 +13861,7 @@
     </w:lvlOverride>
   </w:num>
   <w:num w:numId="15" w16cid:durableId="819658830">
-    <w:abstractNumId w:val="15"/>
+    <w:abstractNumId w:val="16"/>
     <w:lvlOverride w:ilvl="0">
       <w:startOverride w:val="1"/>
     </w:lvlOverride>
@@ -12642,6 +13891,66 @@
     </w:lvlOverride>
   </w:num>
   <w:num w:numId="16" w16cid:durableId="314146612">
+    <w:abstractNumId w:val="34"/>
+    <w:lvlOverride w:ilvl="0">
+      <w:startOverride w:val="1"/>
+    </w:lvlOverride>
+    <w:lvlOverride w:ilvl="1">
+      <w:startOverride w:val="1"/>
+    </w:lvlOverride>
+    <w:lvlOverride w:ilvl="2">
+      <w:startOverride w:val="1"/>
+    </w:lvlOverride>
+    <w:lvlOverride w:ilvl="3">
+      <w:startOverride w:val="1"/>
+    </w:lvlOverride>
+    <w:lvlOverride w:ilvl="4">
+      <w:startOverride w:val="1"/>
+    </w:lvlOverride>
+    <w:lvlOverride w:ilvl="5">
+      <w:startOverride w:val="1"/>
+    </w:lvlOverride>
+    <w:lvlOverride w:ilvl="6">
+      <w:startOverride w:val="1"/>
+    </w:lvlOverride>
+    <w:lvlOverride w:ilvl="7">
+      <w:startOverride w:val="1"/>
+    </w:lvlOverride>
+    <w:lvlOverride w:ilvl="8">
+      <w:startOverride w:val="1"/>
+    </w:lvlOverride>
+  </w:num>
+  <w:num w:numId="17" w16cid:durableId="2083477924">
+    <w:abstractNumId w:val="23"/>
+    <w:lvlOverride w:ilvl="0">
+      <w:startOverride w:val="1"/>
+    </w:lvlOverride>
+    <w:lvlOverride w:ilvl="1">
+      <w:startOverride w:val="1"/>
+    </w:lvlOverride>
+    <w:lvlOverride w:ilvl="2">
+      <w:startOverride w:val="1"/>
+    </w:lvlOverride>
+    <w:lvlOverride w:ilvl="3">
+      <w:startOverride w:val="1"/>
+    </w:lvlOverride>
+    <w:lvlOverride w:ilvl="4">
+      <w:startOverride w:val="1"/>
+    </w:lvlOverride>
+    <w:lvlOverride w:ilvl="5">
+      <w:startOverride w:val="1"/>
+    </w:lvlOverride>
+    <w:lvlOverride w:ilvl="6">
+      <w:startOverride w:val="1"/>
+    </w:lvlOverride>
+    <w:lvlOverride w:ilvl="7">
+      <w:startOverride w:val="1"/>
+    </w:lvlOverride>
+    <w:lvlOverride w:ilvl="8">
+      <w:startOverride w:val="1"/>
+    </w:lvlOverride>
+  </w:num>
+  <w:num w:numId="18" w16cid:durableId="1656180337">
     <w:abstractNumId w:val="32"/>
     <w:lvlOverride w:ilvl="0">
       <w:startOverride w:val="1"/>
@@ -12671,7 +13980,67 @@
       <w:startOverride w:val="1"/>
     </w:lvlOverride>
   </w:num>
-  <w:num w:numId="17" w16cid:durableId="2083477924">
+  <w:num w:numId="19" w16cid:durableId="2090809818">
+    <w:abstractNumId w:val="27"/>
+    <w:lvlOverride w:ilvl="0">
+      <w:startOverride w:val="1"/>
+    </w:lvlOverride>
+    <w:lvlOverride w:ilvl="1">
+      <w:startOverride w:val="1"/>
+    </w:lvlOverride>
+    <w:lvlOverride w:ilvl="2">
+      <w:startOverride w:val="1"/>
+    </w:lvlOverride>
+    <w:lvlOverride w:ilvl="3">
+      <w:startOverride w:val="1"/>
+    </w:lvlOverride>
+    <w:lvlOverride w:ilvl="4">
+      <w:startOverride w:val="1"/>
+    </w:lvlOverride>
+    <w:lvlOverride w:ilvl="5">
+      <w:startOverride w:val="1"/>
+    </w:lvlOverride>
+    <w:lvlOverride w:ilvl="6">
+      <w:startOverride w:val="1"/>
+    </w:lvlOverride>
+    <w:lvlOverride w:ilvl="7">
+      <w:startOverride w:val="1"/>
+    </w:lvlOverride>
+    <w:lvlOverride w:ilvl="8">
+      <w:startOverride w:val="1"/>
+    </w:lvlOverride>
+  </w:num>
+  <w:num w:numId="20" w16cid:durableId="1790389449">
+    <w:abstractNumId w:val="19"/>
+    <w:lvlOverride w:ilvl="0">
+      <w:startOverride w:val="1"/>
+    </w:lvlOverride>
+    <w:lvlOverride w:ilvl="1">
+      <w:startOverride w:val="1"/>
+    </w:lvlOverride>
+    <w:lvlOverride w:ilvl="2">
+      <w:startOverride w:val="1"/>
+    </w:lvlOverride>
+    <w:lvlOverride w:ilvl="3">
+      <w:startOverride w:val="1"/>
+    </w:lvlOverride>
+    <w:lvlOverride w:ilvl="4">
+      <w:startOverride w:val="1"/>
+    </w:lvlOverride>
+    <w:lvlOverride w:ilvl="5">
+      <w:startOverride w:val="1"/>
+    </w:lvlOverride>
+    <w:lvlOverride w:ilvl="6">
+      <w:startOverride w:val="1"/>
+    </w:lvlOverride>
+    <w:lvlOverride w:ilvl="7">
+      <w:startOverride w:val="1"/>
+    </w:lvlOverride>
+    <w:lvlOverride w:ilvl="8">
+      <w:startOverride w:val="1"/>
+    </w:lvlOverride>
+  </w:num>
+  <w:num w:numId="21" w16cid:durableId="1931838">
     <w:abstractNumId w:val="22"/>
     <w:lvlOverride w:ilvl="0">
       <w:startOverride w:val="1"/>
@@ -12701,7 +14070,97 @@
       <w:startOverride w:val="1"/>
     </w:lvlOverride>
   </w:num>
-  <w:num w:numId="18" w16cid:durableId="1656180337">
+  <w:num w:numId="22" w16cid:durableId="136342239">
+    <w:abstractNumId w:val="14"/>
+    <w:lvlOverride w:ilvl="0">
+      <w:startOverride w:val="1"/>
+    </w:lvlOverride>
+    <w:lvlOverride w:ilvl="1">
+      <w:startOverride w:val="1"/>
+    </w:lvlOverride>
+    <w:lvlOverride w:ilvl="2">
+      <w:startOverride w:val="1"/>
+    </w:lvlOverride>
+    <w:lvlOverride w:ilvl="3">
+      <w:startOverride w:val="1"/>
+    </w:lvlOverride>
+    <w:lvlOverride w:ilvl="4">
+      <w:startOverride w:val="1"/>
+    </w:lvlOverride>
+    <w:lvlOverride w:ilvl="5">
+      <w:startOverride w:val="1"/>
+    </w:lvlOverride>
+    <w:lvlOverride w:ilvl="6">
+      <w:startOverride w:val="1"/>
+    </w:lvlOverride>
+    <w:lvlOverride w:ilvl="7">
+      <w:startOverride w:val="1"/>
+    </w:lvlOverride>
+    <w:lvlOverride w:ilvl="8">
+      <w:startOverride w:val="1"/>
+    </w:lvlOverride>
+  </w:num>
+  <w:num w:numId="23" w16cid:durableId="1261647703">
+    <w:abstractNumId w:val="26"/>
+    <w:lvlOverride w:ilvl="0">
+      <w:startOverride w:val="1"/>
+    </w:lvlOverride>
+    <w:lvlOverride w:ilvl="1">
+      <w:startOverride w:val="1"/>
+    </w:lvlOverride>
+    <w:lvlOverride w:ilvl="2">
+      <w:startOverride w:val="1"/>
+    </w:lvlOverride>
+    <w:lvlOverride w:ilvl="3">
+      <w:startOverride w:val="1"/>
+    </w:lvlOverride>
+    <w:lvlOverride w:ilvl="4">
+      <w:startOverride w:val="1"/>
+    </w:lvlOverride>
+    <w:lvlOverride w:ilvl="5">
+      <w:startOverride w:val="1"/>
+    </w:lvlOverride>
+    <w:lvlOverride w:ilvl="6">
+      <w:startOverride w:val="1"/>
+    </w:lvlOverride>
+    <w:lvlOverride w:ilvl="7">
+      <w:startOverride w:val="1"/>
+    </w:lvlOverride>
+    <w:lvlOverride w:ilvl="8">
+      <w:startOverride w:val="1"/>
+    </w:lvlOverride>
+  </w:num>
+  <w:num w:numId="24" w16cid:durableId="17777532">
+    <w:abstractNumId w:val="20"/>
+    <w:lvlOverride w:ilvl="0">
+      <w:startOverride w:val="1"/>
+    </w:lvlOverride>
+    <w:lvlOverride w:ilvl="1">
+      <w:startOverride w:val="1"/>
+    </w:lvlOverride>
+    <w:lvlOverride w:ilvl="2">
+      <w:startOverride w:val="1"/>
+    </w:lvlOverride>
+    <w:lvlOverride w:ilvl="3">
+      <w:startOverride w:val="1"/>
+    </w:lvlOverride>
+    <w:lvlOverride w:ilvl="4">
+      <w:startOverride w:val="1"/>
+    </w:lvlOverride>
+    <w:lvlOverride w:ilvl="5">
+      <w:startOverride w:val="1"/>
+    </w:lvlOverride>
+    <w:lvlOverride w:ilvl="6">
+      <w:startOverride w:val="1"/>
+    </w:lvlOverride>
+    <w:lvlOverride w:ilvl="7">
+      <w:startOverride w:val="1"/>
+    </w:lvlOverride>
+    <w:lvlOverride w:ilvl="8">
+      <w:startOverride w:val="1"/>
+    </w:lvlOverride>
+  </w:num>
+  <w:num w:numId="25" w16cid:durableId="1196504486">
     <w:abstractNumId w:val="31"/>
     <w:lvlOverride w:ilvl="0">
       <w:startOverride w:val="1"/>
@@ -12731,218 +14190,8 @@
       <w:startOverride w:val="1"/>
     </w:lvlOverride>
   </w:num>
-  <w:num w:numId="19" w16cid:durableId="2090809818">
-    <w:abstractNumId w:val="26"/>
-    <w:lvlOverride w:ilvl="0">
-      <w:startOverride w:val="1"/>
-    </w:lvlOverride>
-    <w:lvlOverride w:ilvl="1">
-      <w:startOverride w:val="1"/>
-    </w:lvlOverride>
-    <w:lvlOverride w:ilvl="2">
-      <w:startOverride w:val="1"/>
-    </w:lvlOverride>
-    <w:lvlOverride w:ilvl="3">
-      <w:startOverride w:val="1"/>
-    </w:lvlOverride>
-    <w:lvlOverride w:ilvl="4">
-      <w:startOverride w:val="1"/>
-    </w:lvlOverride>
-    <w:lvlOverride w:ilvl="5">
-      <w:startOverride w:val="1"/>
-    </w:lvlOverride>
-    <w:lvlOverride w:ilvl="6">
-      <w:startOverride w:val="1"/>
-    </w:lvlOverride>
-    <w:lvlOverride w:ilvl="7">
-      <w:startOverride w:val="1"/>
-    </w:lvlOverride>
-    <w:lvlOverride w:ilvl="8">
-      <w:startOverride w:val="1"/>
-    </w:lvlOverride>
-  </w:num>
-  <w:num w:numId="20" w16cid:durableId="1790389449">
-    <w:abstractNumId w:val="18"/>
-    <w:lvlOverride w:ilvl="0">
-      <w:startOverride w:val="1"/>
-    </w:lvlOverride>
-    <w:lvlOverride w:ilvl="1">
-      <w:startOverride w:val="1"/>
-    </w:lvlOverride>
-    <w:lvlOverride w:ilvl="2">
-      <w:startOverride w:val="1"/>
-    </w:lvlOverride>
-    <w:lvlOverride w:ilvl="3">
-      <w:startOverride w:val="1"/>
-    </w:lvlOverride>
-    <w:lvlOverride w:ilvl="4">
-      <w:startOverride w:val="1"/>
-    </w:lvlOverride>
-    <w:lvlOverride w:ilvl="5">
-      <w:startOverride w:val="1"/>
-    </w:lvlOverride>
-    <w:lvlOverride w:ilvl="6">
-      <w:startOverride w:val="1"/>
-    </w:lvlOverride>
-    <w:lvlOverride w:ilvl="7">
-      <w:startOverride w:val="1"/>
-    </w:lvlOverride>
-    <w:lvlOverride w:ilvl="8">
-      <w:startOverride w:val="1"/>
-    </w:lvlOverride>
-  </w:num>
-  <w:num w:numId="21" w16cid:durableId="1931838">
-    <w:abstractNumId w:val="21"/>
-    <w:lvlOverride w:ilvl="0">
-      <w:startOverride w:val="1"/>
-    </w:lvlOverride>
-    <w:lvlOverride w:ilvl="1">
-      <w:startOverride w:val="1"/>
-    </w:lvlOverride>
-    <w:lvlOverride w:ilvl="2">
-      <w:startOverride w:val="1"/>
-    </w:lvlOverride>
-    <w:lvlOverride w:ilvl="3">
-      <w:startOverride w:val="1"/>
-    </w:lvlOverride>
-    <w:lvlOverride w:ilvl="4">
-      <w:startOverride w:val="1"/>
-    </w:lvlOverride>
-    <w:lvlOverride w:ilvl="5">
-      <w:startOverride w:val="1"/>
-    </w:lvlOverride>
-    <w:lvlOverride w:ilvl="6">
-      <w:startOverride w:val="1"/>
-    </w:lvlOverride>
-    <w:lvlOverride w:ilvl="7">
-      <w:startOverride w:val="1"/>
-    </w:lvlOverride>
-    <w:lvlOverride w:ilvl="8">
-      <w:startOverride w:val="1"/>
-    </w:lvlOverride>
-  </w:num>
-  <w:num w:numId="22" w16cid:durableId="136342239">
-    <w:abstractNumId w:val="13"/>
-    <w:lvlOverride w:ilvl="0">
-      <w:startOverride w:val="1"/>
-    </w:lvlOverride>
-    <w:lvlOverride w:ilvl="1">
-      <w:startOverride w:val="1"/>
-    </w:lvlOverride>
-    <w:lvlOverride w:ilvl="2">
-      <w:startOverride w:val="1"/>
-    </w:lvlOverride>
-    <w:lvlOverride w:ilvl="3">
-      <w:startOverride w:val="1"/>
-    </w:lvlOverride>
-    <w:lvlOverride w:ilvl="4">
-      <w:startOverride w:val="1"/>
-    </w:lvlOverride>
-    <w:lvlOverride w:ilvl="5">
-      <w:startOverride w:val="1"/>
-    </w:lvlOverride>
-    <w:lvlOverride w:ilvl="6">
-      <w:startOverride w:val="1"/>
-    </w:lvlOverride>
-    <w:lvlOverride w:ilvl="7">
-      <w:startOverride w:val="1"/>
-    </w:lvlOverride>
-    <w:lvlOverride w:ilvl="8">
-      <w:startOverride w:val="1"/>
-    </w:lvlOverride>
-  </w:num>
-  <w:num w:numId="23" w16cid:durableId="1261647703">
-    <w:abstractNumId w:val="25"/>
-    <w:lvlOverride w:ilvl="0">
-      <w:startOverride w:val="1"/>
-    </w:lvlOverride>
-    <w:lvlOverride w:ilvl="1">
-      <w:startOverride w:val="1"/>
-    </w:lvlOverride>
-    <w:lvlOverride w:ilvl="2">
-      <w:startOverride w:val="1"/>
-    </w:lvlOverride>
-    <w:lvlOverride w:ilvl="3">
-      <w:startOverride w:val="1"/>
-    </w:lvlOverride>
-    <w:lvlOverride w:ilvl="4">
-      <w:startOverride w:val="1"/>
-    </w:lvlOverride>
-    <w:lvlOverride w:ilvl="5">
-      <w:startOverride w:val="1"/>
-    </w:lvlOverride>
-    <w:lvlOverride w:ilvl="6">
-      <w:startOverride w:val="1"/>
-    </w:lvlOverride>
-    <w:lvlOverride w:ilvl="7">
-      <w:startOverride w:val="1"/>
-    </w:lvlOverride>
-    <w:lvlOverride w:ilvl="8">
-      <w:startOverride w:val="1"/>
-    </w:lvlOverride>
-  </w:num>
-  <w:num w:numId="24" w16cid:durableId="17777532">
-    <w:abstractNumId w:val="19"/>
-    <w:lvlOverride w:ilvl="0">
-      <w:startOverride w:val="1"/>
-    </w:lvlOverride>
-    <w:lvlOverride w:ilvl="1">
-      <w:startOverride w:val="1"/>
-    </w:lvlOverride>
-    <w:lvlOverride w:ilvl="2">
-      <w:startOverride w:val="1"/>
-    </w:lvlOverride>
-    <w:lvlOverride w:ilvl="3">
-      <w:startOverride w:val="1"/>
-    </w:lvlOverride>
-    <w:lvlOverride w:ilvl="4">
-      <w:startOverride w:val="1"/>
-    </w:lvlOverride>
-    <w:lvlOverride w:ilvl="5">
-      <w:startOverride w:val="1"/>
-    </w:lvlOverride>
-    <w:lvlOverride w:ilvl="6">
-      <w:startOverride w:val="1"/>
-    </w:lvlOverride>
-    <w:lvlOverride w:ilvl="7">
-      <w:startOverride w:val="1"/>
-    </w:lvlOverride>
-    <w:lvlOverride w:ilvl="8">
-      <w:startOverride w:val="1"/>
-    </w:lvlOverride>
-  </w:num>
-  <w:num w:numId="25" w16cid:durableId="1196504486">
-    <w:abstractNumId w:val="30"/>
-    <w:lvlOverride w:ilvl="0">
-      <w:startOverride w:val="1"/>
-    </w:lvlOverride>
-    <w:lvlOverride w:ilvl="1">
-      <w:startOverride w:val="1"/>
-    </w:lvlOverride>
-    <w:lvlOverride w:ilvl="2">
-      <w:startOverride w:val="1"/>
-    </w:lvlOverride>
-    <w:lvlOverride w:ilvl="3">
-      <w:startOverride w:val="1"/>
-    </w:lvlOverride>
-    <w:lvlOverride w:ilvl="4">
-      <w:startOverride w:val="1"/>
-    </w:lvlOverride>
-    <w:lvlOverride w:ilvl="5">
-      <w:startOverride w:val="1"/>
-    </w:lvlOverride>
-    <w:lvlOverride w:ilvl="6">
-      <w:startOverride w:val="1"/>
-    </w:lvlOverride>
-    <w:lvlOverride w:ilvl="7">
-      <w:startOverride w:val="1"/>
-    </w:lvlOverride>
-    <w:lvlOverride w:ilvl="8">
-      <w:startOverride w:val="1"/>
-    </w:lvlOverride>
-  </w:num>
   <w:num w:numId="26" w16cid:durableId="1580216448">
-    <w:abstractNumId w:val="34"/>
+    <w:abstractNumId w:val="36"/>
     <w:lvlOverride w:ilvl="0">
       <w:startOverride w:val="1"/>
     </w:lvlOverride>
@@ -12972,7 +14221,7 @@
     </w:lvlOverride>
   </w:num>
   <w:num w:numId="27" w16cid:durableId="931544828">
-    <w:abstractNumId w:val="35"/>
+    <w:abstractNumId w:val="37"/>
     <w:lvlOverride w:ilvl="0">
       <w:startOverride w:val="1"/>
     </w:lvlOverride>
@@ -13002,7 +14251,7 @@
     </w:lvlOverride>
   </w:num>
   <w:num w:numId="28" w16cid:durableId="1886137733">
-    <w:abstractNumId w:val="36"/>
+    <w:abstractNumId w:val="38"/>
     <w:lvlOverride w:ilvl="0">
       <w:startOverride w:val="1"/>
     </w:lvlOverride>
@@ -13032,7 +14281,7 @@
     </w:lvlOverride>
   </w:num>
   <w:num w:numId="29" w16cid:durableId="255090069">
-    <w:abstractNumId w:val="16"/>
+    <w:abstractNumId w:val="17"/>
     <w:lvlOverride w:ilvl="0">
       <w:startOverride w:val="1"/>
     </w:lvlOverride>
@@ -13092,7 +14341,7 @@
     </w:lvlOverride>
   </w:num>
   <w:num w:numId="31" w16cid:durableId="438525301">
-    <w:abstractNumId w:val="20"/>
+    <w:abstractNumId w:val="21"/>
     <w:lvlOverride w:ilvl="0">
       <w:startOverride w:val="1"/>
     </w:lvlOverride>
@@ -13122,7 +14371,7 @@
     </w:lvlOverride>
   </w:num>
   <w:num w:numId="32" w16cid:durableId="804858824">
-    <w:abstractNumId w:val="28"/>
+    <w:abstractNumId w:val="29"/>
     <w:lvlOverride w:ilvl="0">
       <w:startOverride w:val="1"/>
     </w:lvlOverride>
@@ -13152,7 +14401,7 @@
     </w:lvlOverride>
   </w:num>
   <w:num w:numId="33" w16cid:durableId="263653442">
-    <w:abstractNumId w:val="23"/>
+    <w:abstractNumId w:val="24"/>
     <w:lvlOverride w:ilvl="0">
       <w:startOverride w:val="1"/>
     </w:lvlOverride>
@@ -13182,7 +14431,7 @@
     </w:lvlOverride>
   </w:num>
   <w:num w:numId="34" w16cid:durableId="978219960">
-    <w:abstractNumId w:val="24"/>
+    <w:abstractNumId w:val="25"/>
     <w:lvlOverride w:ilvl="0">
       <w:startOverride w:val="1"/>
     </w:lvlOverride>
@@ -13242,7 +14491,7 @@
     </w:lvlOverride>
   </w:num>
   <w:num w:numId="36" w16cid:durableId="933591403">
-    <w:abstractNumId w:val="29"/>
+    <w:abstractNumId w:val="30"/>
     <w:lvlOverride w:ilvl="0">
       <w:startOverride w:val="1"/>
     </w:lvlOverride>
@@ -13272,7 +14521,7 @@
     </w:lvlOverride>
   </w:num>
   <w:num w:numId="37" w16cid:durableId="2134052632">
-    <w:abstractNumId w:val="14"/>
+    <w:abstractNumId w:val="15"/>
     <w:lvlOverride w:ilvl="0">
       <w:startOverride w:val="1"/>
     </w:lvlOverride>
@@ -13302,7 +14551,7 @@
     </w:lvlOverride>
   </w:num>
   <w:num w:numId="38" w16cid:durableId="631600546">
-    <w:abstractNumId w:val="17"/>
+    <w:abstractNumId w:val="18"/>
     <w:lvlOverride w:ilvl="0">
       <w:startOverride w:val="1"/>
     </w:lvlOverride>
@@ -13332,10 +14581,16 @@
     </w:lvlOverride>
   </w:num>
   <w:num w:numId="39" w16cid:durableId="1374379196">
-    <w:abstractNumId w:val="27"/>
+    <w:abstractNumId w:val="28"/>
   </w:num>
   <w:num w:numId="40" w16cid:durableId="1097021728">
-    <w:abstractNumId w:val="15"/>
+    <w:abstractNumId w:val="16"/>
+  </w:num>
+  <w:num w:numId="41" w16cid:durableId="1336113445">
+    <w:abstractNumId w:val="33"/>
+  </w:num>
+  <w:num w:numId="42" w16cid:durableId="1293826292">
+    <w:abstractNumId w:val="13"/>
   </w:num>
   <w:numIdMacAtCleanup w:val="13"/>
 </w:numbering>
@@ -13947,7 +15202,6 @@
   <w:style w:type="character" w:default="1" w:styleId="Tipodeletrapredefinidodopargrafo">
     <w:name w:val="Default Paragraph Font"/>
     <w:uiPriority w:val="1"/>
-    <w:semiHidden/>
     <w:unhideWhenUsed/>
   </w:style>
   <w:style w:type="table" w:default="1" w:styleId="Tabelanormal">
@@ -38563,7 +39817,7 @@
 
 <file path=customXml/item1.xml><?xml version="1.0" encoding="utf-8"?>
 <CoverPageProperties xmlns="http://schemas.microsoft.com/office/2006/coverPageProps">
-  <PublishDate>11-04-202</PublishDate>
+  <PublishDate>30-05-202</PublishDate>
   <Abstract/>
   <CompanyAddress/>
   <CompanyPhone/>
@@ -38573,40 +39827,14 @@
 </file>
 
 <file path=customXml/item2.xml><?xml version="1.0" encoding="utf-8"?>
-<b:Sources xmlns:b="http://schemas.openxmlformats.org/officeDocument/2006/bibliography" xmlns="http://schemas.openxmlformats.org/officeDocument/2006/bibliography" SelectedStyle="\APASixthEditionOfficeOnline.xsl" StyleName="APA" Version="6">
-  <b:Source>
-    <b:Tag>NetLogo640</b:Tag>
-    <b:SourceType>InternetSite</b:SourceType>
-    <b:Guid>{45E1FBB9-24C7-44AD-9E70-F1DD104EA8E8}</b:Guid>
-    <b:Title>NetLogo 6.4.0 User Manual</b:Title>
-    <b:Year>2023</b:Year>
-    <b:Month>novembro</b:Month>
-    <b:Day>15</b:Day>
-    <b:URL>https://ccl.northwestern.edu/netlogo/docs/</b:URL>
-    <b:RefOrder>1</b:RefOrder>
-  </b:Source>
-  <b:Source>
-    <b:Tag>Beg21</b:Tag>
-    <b:SourceType>InternetSite</b:SourceType>
-    <b:Guid>{F8B1DE9F-54CA-493D-99A1-5571C604366E}</b:Guid>
-    <b:Title>Beginner's Interactive NetLogo Dictionary</b:Title>
-    <b:Year>2021</b:Year>
-    <b:URL>https://ccl.northwestern.edu/netlogo/bind/</b:URL>
-    <b:RefOrder>2</b:RefOrder>
-  </b:Source>
-</b:Sources>
+<p:properties xmlns:p="http://schemas.microsoft.com/office/2006/metadata/properties" xmlns:xsi="http://www.w3.org/2001/XMLSchema-instance" xmlns:pc="http://schemas.microsoft.com/office/infopath/2007/PartnerControls">
+  <documentManagement>
+    <_activity xmlns="d94c5cf4-12c7-4b0a-be06-835607e31d56" xsi:nil="true"/>
+  </documentManagement>
+</p:properties>
 </file>
 
 <file path=customXml/item3.xml><?xml version="1.0" encoding="utf-8"?>
-<?mso-contentType ?>
-<FormTemplates xmlns="http://schemas.microsoft.com/sharepoint/v3/contenttype/forms">
-  <Display>DocumentLibraryForm</Display>
-  <Edit>DocumentLibraryForm</Edit>
-  <New>DocumentLibraryForm</New>
-</FormTemplates>
-</file>
-
-<file path=customXml/item4.xml><?xml version="1.0" encoding="utf-8"?>
 <ct:contentTypeSchema xmlns:ct="http://schemas.microsoft.com/office/2006/metadata/contentType" xmlns:ma="http://schemas.microsoft.com/office/2006/metadata/properties/metaAttributes" ct:_="" ma:_="" ma:contentTypeName="Documento" ma:contentTypeID="0x010100F9E8A8F3045FE441AA41CA9E07315A24" ma:contentTypeVersion="6" ma:contentTypeDescription="Criar um novo documento." ma:contentTypeScope="" ma:versionID="773c2603bf63c2dd5fbd4912d7329f7a">
   <xsd:schema xmlns:xsd="http://www.w3.org/2001/XMLSchema" xmlns:xs="http://www.w3.org/2001/XMLSchema" xmlns:p="http://schemas.microsoft.com/office/2006/metadata/properties" xmlns:ns3="d94c5cf4-12c7-4b0a-be06-835607e31d56" xmlns:ns4="00a07872-2fb7-415c-8650-0aa456c2bf7c" targetNamespace="http://schemas.microsoft.com/office/2006/metadata/properties" ma:root="true" ma:fieldsID="51a1ddefdc32392d13d7423793fd352b" ns3:_="" ns4:_="">
     <xsd:import namespace="d94c5cf4-12c7-4b0a-be06-835607e31d56"/>
@@ -38783,12 +40011,38 @@
 </ct:contentTypeSchema>
 </file>
 
+<file path=customXml/item4.xml><?xml version="1.0" encoding="utf-8"?>
+<?mso-contentType ?>
+<FormTemplates xmlns="http://schemas.microsoft.com/sharepoint/v3/contenttype/forms">
+  <Display>DocumentLibraryForm</Display>
+  <Edit>DocumentLibraryForm</Edit>
+  <New>DocumentLibraryForm</New>
+</FormTemplates>
+</file>
+
 <file path=customXml/item5.xml><?xml version="1.0" encoding="utf-8"?>
-<p:properties xmlns:p="http://schemas.microsoft.com/office/2006/metadata/properties" xmlns:xsi="http://www.w3.org/2001/XMLSchema-instance" xmlns:pc="http://schemas.microsoft.com/office/infopath/2007/PartnerControls">
-  <documentManagement>
-    <_activity xmlns="d94c5cf4-12c7-4b0a-be06-835607e31d56" xsi:nil="true"/>
-  </documentManagement>
-</p:properties>
+<b:Sources xmlns:b="http://schemas.openxmlformats.org/officeDocument/2006/bibliography" xmlns="http://schemas.openxmlformats.org/officeDocument/2006/bibliography" SelectedStyle="\APASixthEditionOfficeOnline.xsl" StyleName="APA" Version="6">
+  <b:Source>
+    <b:Tag>NetLogo640</b:Tag>
+    <b:SourceType>InternetSite</b:SourceType>
+    <b:Guid>{45E1FBB9-24C7-44AD-9E70-F1DD104EA8E8}</b:Guid>
+    <b:Title>NetLogo 6.4.0 User Manual</b:Title>
+    <b:Year>2023</b:Year>
+    <b:Month>novembro</b:Month>
+    <b:Day>15</b:Day>
+    <b:URL>https://ccl.northwestern.edu/netlogo/docs/</b:URL>
+    <b:RefOrder>1</b:RefOrder>
+  </b:Source>
+  <b:Source>
+    <b:Tag>Beg21</b:Tag>
+    <b:SourceType>InternetSite</b:SourceType>
+    <b:Guid>{F8B1DE9F-54CA-493D-99A1-5571C604366E}</b:Guid>
+    <b:Title>Beginner's Interactive NetLogo Dictionary</b:Title>
+    <b:Year>2021</b:Year>
+    <b:URL>https://ccl.northwestern.edu/netlogo/bind/</b:URL>
+    <b:RefOrder>2</b:RefOrder>
+  </b:Source>
+</b:Sources>
 </file>
 
 <file path=customXml/itemProps1.xml><?xml version="1.0" encoding="utf-8"?>
@@ -38800,22 +40054,16 @@
 </file>
 
 <file path=customXml/itemProps2.xml><?xml version="1.0" encoding="utf-8"?>
-<ds:datastoreItem xmlns:ds="http://schemas.openxmlformats.org/officeDocument/2006/customXml" ds:itemID="{8693A4DB-01BA-4C3E-AB41-7F7D4044199B}">
+<ds:datastoreItem xmlns:ds="http://schemas.openxmlformats.org/officeDocument/2006/customXml" ds:itemID="{BA2826A2-AE56-4427-B1AB-BBED10B81999}">
   <ds:schemaRefs>
-    <ds:schemaRef ds:uri="http://schemas.openxmlformats.org/officeDocument/2006/bibliography"/>
+    <ds:schemaRef ds:uri="http://schemas.microsoft.com/office/2006/metadata/properties"/>
+    <ds:schemaRef ds:uri="http://schemas.microsoft.com/office/infopath/2007/PartnerControls"/>
+    <ds:schemaRef ds:uri="d94c5cf4-12c7-4b0a-be06-835607e31d56"/>
   </ds:schemaRefs>
 </ds:datastoreItem>
 </file>
 
 <file path=customXml/itemProps3.xml><?xml version="1.0" encoding="utf-8"?>
-<ds:datastoreItem xmlns:ds="http://schemas.openxmlformats.org/officeDocument/2006/customXml" ds:itemID="{27BDF7DC-9371-46B3-86A0-822C26A52DFF}">
-  <ds:schemaRefs>
-    <ds:schemaRef ds:uri="http://schemas.microsoft.com/sharepoint/v3/contenttype/forms"/>
-  </ds:schemaRefs>
-</ds:datastoreItem>
-</file>
-
-<file path=customXml/itemProps4.xml><?xml version="1.0" encoding="utf-8"?>
 <ds:datastoreItem xmlns:ds="http://schemas.openxmlformats.org/officeDocument/2006/customXml" ds:itemID="{2AF22CC3-31A5-4FDC-B581-8852B585CA7F}">
   <ds:schemaRefs>
     <ds:schemaRef ds:uri="http://schemas.microsoft.com/office/2006/metadata/contentType"/>
@@ -38834,12 +40082,18 @@
 </ds:datastoreItem>
 </file>
 
+<file path=customXml/itemProps4.xml><?xml version="1.0" encoding="utf-8"?>
+<ds:datastoreItem xmlns:ds="http://schemas.openxmlformats.org/officeDocument/2006/customXml" ds:itemID="{27BDF7DC-9371-46B3-86A0-822C26A52DFF}">
+  <ds:schemaRefs>
+    <ds:schemaRef ds:uri="http://schemas.microsoft.com/sharepoint/v3/contenttype/forms"/>
+  </ds:schemaRefs>
+</ds:datastoreItem>
+</file>
+
 <file path=customXml/itemProps5.xml><?xml version="1.0" encoding="utf-8"?>
-<ds:datastoreItem xmlns:ds="http://schemas.openxmlformats.org/officeDocument/2006/customXml" ds:itemID="{BA2826A2-AE56-4427-B1AB-BBED10B81999}">
+<ds:datastoreItem xmlns:ds="http://schemas.openxmlformats.org/officeDocument/2006/customXml" ds:itemID="{8693A4DB-01BA-4C3E-AB41-7F7D4044199B}">
   <ds:schemaRefs>
-    <ds:schemaRef ds:uri="http://schemas.microsoft.com/office/2006/metadata/properties"/>
-    <ds:schemaRef ds:uri="http://schemas.microsoft.com/office/infopath/2007/PartnerControls"/>
-    <ds:schemaRef ds:uri="d94c5cf4-12c7-4b0a-be06-835607e31d56"/>
+    <ds:schemaRef ds:uri="http://schemas.openxmlformats.org/officeDocument/2006/bibliography"/>
   </ds:schemaRefs>
 </ds:datastoreItem>
 </file>
--- a/Relatorio.docx
+++ b/Relatorio.docx
@@ -549,19 +549,8 @@
                                     <w:sz w:val="72"/>
                                     <w:szCs w:val="72"/>
                                   </w:rPr>
-                                  <w:t xml:space="preserve">UTAD </w:t>
+                                  <w:t>UTAD Run</w:t>
                                 </w:r>
-                                <w:proofErr w:type="spellStart"/>
-                                <w:r>
-                                  <w:rPr>
-                                    <w:rFonts w:asciiTheme="majorHAnsi" w:eastAsiaTheme="majorEastAsia" w:hAnsiTheme="majorHAnsi" w:cstheme="majorBidi"/>
-                                    <w:color w:val="262626" w:themeColor="text1" w:themeTint="D9"/>
-                                    <w:sz w:val="72"/>
-                                    <w:szCs w:val="72"/>
-                                  </w:rPr>
-                                  <w:t>Run</w:t>
-                                </w:r>
-                                <w:proofErr w:type="spellEnd"/>
                               </w:p>
                               <w:p>
                                 <w:pPr>
@@ -659,19 +648,8 @@
                               <w:sz w:val="72"/>
                               <w:szCs w:val="72"/>
                             </w:rPr>
-                            <w:t xml:space="preserve">UTAD </w:t>
+                            <w:t>UTAD Run</w:t>
                           </w:r>
-                          <w:proofErr w:type="spellStart"/>
-                          <w:r>
-                            <w:rPr>
-                              <w:rFonts w:asciiTheme="majorHAnsi" w:eastAsiaTheme="majorEastAsia" w:hAnsiTheme="majorHAnsi" w:cstheme="majorBidi"/>
-                              <w:color w:val="262626" w:themeColor="text1" w:themeTint="D9"/>
-                              <w:sz w:val="72"/>
-                              <w:szCs w:val="72"/>
-                            </w:rPr>
-                            <w:t>Run</w:t>
-                          </w:r>
-                          <w:proofErr w:type="spellEnd"/>
                         </w:p>
                         <w:p>
                           <w:pPr>
@@ -4603,7 +4581,7 @@
               <w14:ligatures w14:val="standardContextual"/>
             </w:rPr>
           </w:pPr>
-          <w:hyperlink w:anchor="_Toc195263515" w:history="1">
+          <w:hyperlink w:anchor="_Toc199238092" w:history="1">
             <w:r>
               <w:rPr>
                 <w:rStyle w:val="Hiperligao"/>
@@ -4631,7 +4609,7 @@
                 <w:noProof/>
                 <w:webHidden/>
               </w:rPr>
-              <w:instrText xml:space="preserve"> PAGEREF _Toc195263515 \h </w:instrText>
+              <w:instrText xml:space="preserve"> PAGEREF _Toc199238092 \h </w:instrText>
             </w:r>
             <w:r>
               <w:rPr>
@@ -4677,7 +4655,7 @@
               <w14:ligatures w14:val="standardContextual"/>
             </w:rPr>
           </w:pPr>
-          <w:hyperlink w:anchor="_Toc195263516" w:history="1">
+          <w:hyperlink w:anchor="_Toc199238093" w:history="1">
             <w:r>
               <w:rPr>
                 <w:rStyle w:val="Hiperligao"/>
@@ -4723,7 +4701,7 @@
                 <w:noProof/>
                 <w:webHidden/>
               </w:rPr>
-              <w:instrText xml:space="preserve"> PAGEREF _Toc195263516 \h </w:instrText>
+              <w:instrText xml:space="preserve"> PAGEREF _Toc199238093 \h </w:instrText>
             </w:r>
             <w:r>
               <w:rPr>
@@ -4769,7 +4747,7 @@
               <w14:ligatures w14:val="standardContextual"/>
             </w:rPr>
           </w:pPr>
-          <w:hyperlink w:anchor="_Toc195263517" w:history="1">
+          <w:hyperlink w:anchor="_Toc199238094" w:history="1">
             <w:r>
               <w:rPr>
                 <w:rStyle w:val="Hiperligao"/>
@@ -4815,7 +4793,7 @@
                 <w:noProof/>
                 <w:webHidden/>
               </w:rPr>
-              <w:instrText xml:space="preserve"> PAGEREF _Toc195263517 \h </w:instrText>
+              <w:instrText xml:space="preserve"> PAGEREF _Toc199238094 \h </w:instrText>
             </w:r>
             <w:r>
               <w:rPr>
@@ -4861,7 +4839,7 @@
               <w14:ligatures w14:val="standardContextual"/>
             </w:rPr>
           </w:pPr>
-          <w:hyperlink w:anchor="_Toc195263518" w:history="1">
+          <w:hyperlink w:anchor="_Toc199238095" w:history="1">
             <w:r>
               <w:rPr>
                 <w:rStyle w:val="Hiperligao"/>
@@ -4907,7 +4885,7 @@
                 <w:noProof/>
                 <w:webHidden/>
               </w:rPr>
-              <w:instrText xml:space="preserve"> PAGEREF _Toc195263518 \h </w:instrText>
+              <w:instrText xml:space="preserve"> PAGEREF _Toc199238095 \h </w:instrText>
             </w:r>
             <w:r>
               <w:rPr>
@@ -4953,7 +4931,7 @@
               <w14:ligatures w14:val="standardContextual"/>
             </w:rPr>
           </w:pPr>
-          <w:hyperlink w:anchor="_Toc195263519" w:history="1">
+          <w:hyperlink w:anchor="_Toc199238096" w:history="1">
             <w:r>
               <w:rPr>
                 <w:rStyle w:val="Hiperligao"/>
@@ -4999,7 +4977,7 @@
                 <w:noProof/>
                 <w:webHidden/>
               </w:rPr>
-              <w:instrText xml:space="preserve"> PAGEREF _Toc195263519 \h </w:instrText>
+              <w:instrText xml:space="preserve"> PAGEREF _Toc199238096 \h </w:instrText>
             </w:r>
             <w:r>
               <w:rPr>
@@ -5045,7 +5023,7 @@
               <w14:ligatures w14:val="standardContextual"/>
             </w:rPr>
           </w:pPr>
-          <w:hyperlink w:anchor="_Toc195263520" w:history="1">
+          <w:hyperlink w:anchor="_Toc199238097" w:history="1">
             <w:r>
               <w:rPr>
                 <w:rStyle w:val="Hiperligao"/>
@@ -5070,7 +5048,7 @@
                 <w:rFonts w:cs="Arial"/>
                 <w:noProof/>
               </w:rPr>
-              <w:t>Desenvolvimento</w:t>
+              <w:t>Manual de Utilizador</w:t>
             </w:r>
             <w:r>
               <w:rPr>
@@ -5091,7 +5069,7 @@
                 <w:noProof/>
                 <w:webHidden/>
               </w:rPr>
-              <w:instrText xml:space="preserve"> PAGEREF _Toc195263520 \h </w:instrText>
+              <w:instrText xml:space="preserve"> PAGEREF _Toc199238097 \h </w:instrText>
             </w:r>
             <w:r>
               <w:rPr>
@@ -5137,7 +5115,7 @@
               <w14:ligatures w14:val="standardContextual"/>
             </w:rPr>
           </w:pPr>
-          <w:hyperlink w:anchor="_Toc195263521" w:history="1">
+          <w:hyperlink w:anchor="_Toc199238098" w:history="1">
             <w:r>
               <w:rPr>
                 <w:rStyle w:val="Hiperligao"/>
@@ -5183,7 +5161,7 @@
                 <w:noProof/>
                 <w:webHidden/>
               </w:rPr>
-              <w:instrText xml:space="preserve"> PAGEREF _Toc195263521 \h </w:instrText>
+              <w:instrText xml:space="preserve"> PAGEREF _Toc199238098 \h </w:instrText>
             </w:r>
             <w:r>
               <w:rPr>
@@ -5203,7 +5181,7 @@
                 <w:noProof/>
                 <w:webHidden/>
               </w:rPr>
-              <w:t>8</w:t>
+              <w:t>9</w:t>
             </w:r>
             <w:r>
               <w:rPr>
@@ -5222,11 +5200,14 @@
               <w:tab w:val="right" w:leader="dot" w:pos="8892"/>
             </w:tabs>
             <w:rPr>
-              <w:rFonts w:cs="Arial"/>
+              <w:rFonts w:asciiTheme="minorHAnsi" w:hAnsiTheme="minorHAnsi"/>
+              <w:noProof/>
+              <w:kern w:val="2"/>
               <w:szCs w:val="24"/>
+              <w14:ligatures w14:val="standardContextual"/>
             </w:rPr>
           </w:pPr>
-          <w:hyperlink w:anchor="_Toc195263522" w:history="1">
+          <w:hyperlink w:anchor="_Toc199238099" w:history="1">
             <w:r>
               <w:rPr>
                 <w:rStyle w:val="Hiperligao"/>
@@ -5272,7 +5253,7 @@
                 <w:noProof/>
                 <w:webHidden/>
               </w:rPr>
-              <w:instrText xml:space="preserve"> PAGEREF _Toc195263522 \h </w:instrText>
+              <w:instrText xml:space="preserve"> PAGEREF _Toc199238099 \h </w:instrText>
             </w:r>
             <w:r>
               <w:rPr>
@@ -5292,7 +5273,7 @@
                 <w:noProof/>
                 <w:webHidden/>
               </w:rPr>
-              <w:t>9</w:t>
+              <w:t>10</w:t>
             </w:r>
             <w:r>
               <w:rPr>
@@ -5302,6 +5283,19 @@
               <w:fldChar w:fldCharType="end"/>
             </w:r>
           </w:hyperlink>
+        </w:p>
+        <w:p>
+          <w:pPr>
+            <w:pStyle w:val="ndice1"/>
+            <w:tabs>
+              <w:tab w:val="left" w:pos="510"/>
+              <w:tab w:val="right" w:leader="dot" w:pos="8892"/>
+            </w:tabs>
+            <w:rPr>
+              <w:rFonts w:cs="Arial"/>
+              <w:szCs w:val="24"/>
+            </w:rPr>
+          </w:pPr>
           <w:r>
             <w:rPr>
               <w:rFonts w:cs="Arial"/>
@@ -5345,8 +5339,8 @@
       <w:bookmarkStart w:id="1" w:name="_Toc180278165"/>
       <w:bookmarkStart w:id="2" w:name="_Toc180278408"/>
       <w:bookmarkStart w:id="3" w:name="_Toc180520468"/>
-      <w:bookmarkStart w:id="4" w:name="_Toc195263515"/>
-      <w:bookmarkStart w:id="5" w:name="_Toc152279527"/>
+      <w:bookmarkStart w:id="4" w:name="_Toc152279527"/>
+      <w:bookmarkStart w:id="5" w:name="_Toc199238092"/>
       <w:r>
         <w:rPr>
           <w:rFonts w:cs="Arial"/>
@@ -5359,7 +5353,7 @@
       <w:bookmarkEnd w:id="1"/>
       <w:bookmarkEnd w:id="2"/>
       <w:bookmarkEnd w:id="3"/>
-      <w:bookmarkEnd w:id="4"/>
+      <w:bookmarkEnd w:id="5"/>
     </w:p>
     <w:p/>
     <w:p>
@@ -5731,8 +5725,8 @@
       <w:bookmarkStart w:id="6" w:name="_Toc152258939"/>
       <w:bookmarkStart w:id="7" w:name="_Toc152279528"/>
       <w:bookmarkStart w:id="8" w:name="_Toc180520469"/>
-      <w:bookmarkStart w:id="9" w:name="_Toc195263516"/>
-      <w:bookmarkEnd w:id="5"/>
+      <w:bookmarkStart w:id="9" w:name="_Toc199238093"/>
+      <w:bookmarkEnd w:id="4"/>
       <w:r>
         <w:rPr>
           <w:rFonts w:cs="Arial"/>
@@ -5756,7 +5750,6 @@
       <w:r>
         <w:t xml:space="preserve">No contexto da unidade curricular de Computação Gráfica, foi-nos proposto o desenvolvimento de uma aplicação gráfica com recurso à biblioteca </w:t>
       </w:r>
-      <w:proofErr w:type="spellStart"/>
       <w:r>
         <w:rPr>
           <w:i/>
@@ -5764,7 +5757,6 @@
         </w:rPr>
         <w:t>WebGL</w:t>
       </w:r>
-      <w:proofErr w:type="spellEnd"/>
       <w:r>
         <w:t xml:space="preserve">, </w:t>
       </w:r>
@@ -5800,7 +5792,6 @@
       <w:r>
         <w:t xml:space="preserve">A temática definida para este trabalho é "Jogos de </w:t>
       </w:r>
-      <w:proofErr w:type="spellStart"/>
       <w:r>
         <w:rPr>
           <w:i/>
@@ -5808,7 +5799,6 @@
         </w:rPr>
         <w:t>Arcade</w:t>
       </w:r>
-      <w:proofErr w:type="spellEnd"/>
       <w:r>
         <w:t xml:space="preserve">", </w:t>
       </w:r>
@@ -5882,7 +5872,7 @@
           <w:szCs w:val="56"/>
         </w:rPr>
       </w:pPr>
-      <w:bookmarkStart w:id="10" w:name="_Toc195263517"/>
+      <w:bookmarkStart w:id="10" w:name="_Toc199238094"/>
       <w:r>
         <w:rPr>
           <w:rFonts w:cs="Arial"/>
@@ -5921,7 +5911,6 @@
       <w:r>
         <w:t xml:space="preserve"> um jogo intitulado UTAD </w:t>
       </w:r>
-      <w:proofErr w:type="spellStart"/>
       <w:r>
         <w:rPr>
           <w:i/>
@@ -5929,7 +5918,6 @@
         </w:rPr>
         <w:t>Run</w:t>
       </w:r>
-      <w:proofErr w:type="spellEnd"/>
       <w:r>
         <w:t>,</w:t>
       </w:r>
@@ -5945,52 +5933,25 @@
       <w:r>
         <w:t xml:space="preserve"> </w:t>
       </w:r>
-      <w:proofErr w:type="spellStart"/>
       <w:r>
         <w:rPr>
           <w:i/>
           <w:iCs/>
         </w:rPr>
-        <w:t>Temple</w:t>
+        <w:t>Temple Run</w:t>
       </w:r>
-      <w:proofErr w:type="spellEnd"/>
-      <w:r>
-        <w:rPr>
-          <w:i/>
-          <w:iCs/>
-        </w:rPr>
-        <w:t xml:space="preserve"> </w:t>
-      </w:r>
-      <w:proofErr w:type="spellStart"/>
-      <w:r>
-        <w:rPr>
-          <w:i/>
-          <w:iCs/>
-        </w:rPr>
-        <w:t>Run</w:t>
-      </w:r>
-      <w:proofErr w:type="spellEnd"/>
       <w:r>
         <w:t xml:space="preserve">. </w:t>
       </w:r>
       <w:r>
         <w:t xml:space="preserve">Inicialmente desenvolvido para plataformas mobile, o jogo acabou por receber uma versão </w:t>
       </w:r>
-      <w:proofErr w:type="spellStart"/>
       <w:r>
         <w:rPr>
           <w:i/>
           <w:iCs/>
         </w:rPr>
-        <w:t>arcade</w:t>
-      </w:r>
-      <w:proofErr w:type="spellEnd"/>
-      <w:r>
-        <w:rPr>
-          <w:i/>
-          <w:iCs/>
-        </w:rPr>
-        <w:t xml:space="preserve"> </w:t>
+        <w:t xml:space="preserve">arcade </w:t>
       </w:r>
       <w:r>
         <w:t xml:space="preserve">apenas um ano após o seu lançamento, fruto do </w:t>
@@ -6057,7 +6018,7 @@
           <w:szCs w:val="56"/>
         </w:rPr>
       </w:pPr>
-      <w:bookmarkStart w:id="11" w:name="_Toc195263518"/>
+      <w:bookmarkStart w:id="11" w:name="_Toc199238095"/>
       <w:r>
         <w:rPr>
           <w:rFonts w:cs="Arial"/>
@@ -6075,7 +6036,6 @@
         <w:ind w:firstLine="567"/>
         <w:jc w:val="both"/>
       </w:pPr>
-      <w:proofErr w:type="spellStart"/>
       <w:r>
         <w:rPr>
           <w:b/>
@@ -6083,29 +6043,8 @@
           <w:i/>
           <w:iCs/>
         </w:rPr>
-        <w:t>Temple</w:t>
+        <w:t>Temple Run</w:t>
       </w:r>
-      <w:proofErr w:type="spellEnd"/>
-      <w:r>
-        <w:rPr>
-          <w:b/>
-          <w:bCs/>
-          <w:i/>
-          <w:iCs/>
-        </w:rPr>
-        <w:t xml:space="preserve"> </w:t>
-      </w:r>
-      <w:proofErr w:type="spellStart"/>
-      <w:r>
-        <w:rPr>
-          <w:b/>
-          <w:bCs/>
-          <w:i/>
-          <w:iCs/>
-        </w:rPr>
-        <w:t>Run</w:t>
-      </w:r>
-      <w:proofErr w:type="spellEnd"/>
       <w:r>
         <w:t xml:space="preserve"> - Jogo de corrida infinita num ambiente tridimensional, onde a personagem principal corre automaticamente, cabendo ao jogador desviá-la de vários obstáculos, tais como buracos, raízes de árvores e </w:t>
       </w:r>
@@ -6184,56 +6123,25 @@
                             <w:r>
                               <w:t xml:space="preserve">Figura </w:t>
                             </w:r>
-                            <w:r>
-                              <w:fldChar w:fldCharType="begin"/>
-                            </w:r>
-                            <w:r>
-                              <w:instrText xml:space="preserve"> SEQ Figura \* ARABIC </w:instrText>
-                            </w:r>
-                            <w:r>
-                              <w:fldChar w:fldCharType="separate"/>
-                            </w:r>
-                            <w:r>
-                              <w:rPr>
-                                <w:noProof/>
-                              </w:rPr>
-                              <w:t>1</w:t>
-                            </w:r>
-                            <w:r>
-                              <w:rPr>
-                                <w:noProof/>
-                              </w:rPr>
-                              <w:fldChar w:fldCharType="end"/>
-                            </w:r>
+                            <w:fldSimple w:instr=" SEQ Figura \* ARABIC ">
+                              <w:r>
+                                <w:rPr>
+                                  <w:noProof/>
+                                </w:rPr>
+                                <w:t>1</w:t>
+                              </w:r>
+                            </w:fldSimple>
                             <w:r>
                               <w:t xml:space="preserve"> - </w:t>
                             </w:r>
-                            <w:proofErr w:type="spellStart"/>
                             <w:r>
                               <w:rPr>
                                 <w:i/>
                                 <w:iCs/>
                               </w:rPr>
-                              <w:t>Temple</w:t>
-                            </w:r>
-                            <w:proofErr w:type="spellEnd"/>
-                            <w:r>
-                              <w:rPr>
-                                <w:i/>
-                                <w:iCs/>
-                              </w:rPr>
-                              <w:t xml:space="preserve"> </w:t>
-                            </w:r>
-                            <w:proofErr w:type="spellStart"/>
-                            <w:r>
-                              <w:rPr>
-                                <w:i/>
-                                <w:iCs/>
-                              </w:rPr>
-                              <w:t>Run</w:t>
+                              <w:t>Temple Run</w:t>
                             </w:r>
                             <w:bookmarkEnd w:id="12"/>
-                            <w:proofErr w:type="spellEnd"/>
                           </w:p>
                         </w:txbxContent>
                       </wps:txbx>
@@ -6266,56 +6174,25 @@
                       <w:r>
                         <w:t xml:space="preserve">Figura </w:t>
                       </w:r>
-                      <w:r>
-                        <w:fldChar w:fldCharType="begin"/>
-                      </w:r>
-                      <w:r>
-                        <w:instrText xml:space="preserve"> SEQ Figura \* ARABIC </w:instrText>
-                      </w:r>
-                      <w:r>
-                        <w:fldChar w:fldCharType="separate"/>
-                      </w:r>
-                      <w:r>
-                        <w:rPr>
-                          <w:noProof/>
-                        </w:rPr>
-                        <w:t>1</w:t>
-                      </w:r>
-                      <w:r>
-                        <w:rPr>
-                          <w:noProof/>
-                        </w:rPr>
-                        <w:fldChar w:fldCharType="end"/>
-                      </w:r>
+                      <w:fldSimple w:instr=" SEQ Figura \* ARABIC ">
+                        <w:r>
+                          <w:rPr>
+                            <w:noProof/>
+                          </w:rPr>
+                          <w:t>1</w:t>
+                        </w:r>
+                      </w:fldSimple>
                       <w:r>
                         <w:t xml:space="preserve"> - </w:t>
                       </w:r>
-                      <w:proofErr w:type="spellStart"/>
                       <w:r>
                         <w:rPr>
                           <w:i/>
                           <w:iCs/>
                         </w:rPr>
-                        <w:t>Temple</w:t>
-                      </w:r>
-                      <w:proofErr w:type="spellEnd"/>
-                      <w:r>
-                        <w:rPr>
-                          <w:i/>
-                          <w:iCs/>
-                        </w:rPr>
-                        <w:t xml:space="preserve"> </w:t>
-                      </w:r>
-                      <w:proofErr w:type="spellStart"/>
-                      <w:r>
-                        <w:rPr>
-                          <w:i/>
-                          <w:iCs/>
-                        </w:rPr>
-                        <w:t>Run</w:t>
+                        <w:t>Temple Run</w:t>
                       </w:r>
                       <w:bookmarkEnd w:id="13"/>
-                      <w:proofErr w:type="spellEnd"/>
                     </w:p>
                   </w:txbxContent>
                 </v:textbox>
@@ -6418,7 +6295,6 @@
         <w:ind w:firstLine="567"/>
         <w:jc w:val="both"/>
       </w:pPr>
-      <w:proofErr w:type="spellStart"/>
       <w:r>
         <w:rPr>
           <w:b/>
@@ -6426,17 +6302,7 @@
           <w:i/>
           <w:iCs/>
         </w:rPr>
-        <w:t>Subway</w:t>
-      </w:r>
-      <w:proofErr w:type="spellEnd"/>
-      <w:r>
-        <w:rPr>
-          <w:b/>
-          <w:bCs/>
-          <w:i/>
-          <w:iCs/>
-        </w:rPr>
-        <w:t xml:space="preserve"> Surfers</w:t>
+        <w:t>Subway Surfers</w:t>
       </w:r>
       <w:r>
         <w:t xml:space="preserve"> - </w:t>
@@ -6444,31 +6310,13 @@
       <w:r>
         <w:t xml:space="preserve">Com uma mecânica e câmara semelhantes às de </w:t>
       </w:r>
-      <w:proofErr w:type="spellStart"/>
       <w:r>
         <w:rPr>
           <w:i/>
           <w:iCs/>
         </w:rPr>
-        <w:t>Temple</w:t>
+        <w:t>Temple Run</w:t>
       </w:r>
-      <w:proofErr w:type="spellEnd"/>
-      <w:r>
-        <w:rPr>
-          <w:i/>
-          <w:iCs/>
-        </w:rPr>
-        <w:t xml:space="preserve"> </w:t>
-      </w:r>
-      <w:proofErr w:type="spellStart"/>
-      <w:r>
-        <w:rPr>
-          <w:i/>
-          <w:iCs/>
-        </w:rPr>
-        <w:t>Run</w:t>
-      </w:r>
-      <w:proofErr w:type="spellEnd"/>
       <w:r>
         <w:t>, este jogo decorre em cenários urbanos, como linhas de comboios, onde a personagem deve evitar obstáculos como comboios em movimento, barreiras e outros elementos do ambiente.</w:t>
       </w:r>
@@ -6534,45 +6382,23 @@
                             <w:r>
                               <w:t xml:space="preserve">Figura </w:t>
                             </w:r>
-                            <w:r>
-                              <w:fldChar w:fldCharType="begin"/>
-                            </w:r>
-                            <w:r>
-                              <w:instrText xml:space="preserve"> SEQ Figura \* ARABIC </w:instrText>
-                            </w:r>
-                            <w:r>
-                              <w:fldChar w:fldCharType="separate"/>
-                            </w:r>
-                            <w:r>
-                              <w:rPr>
-                                <w:noProof/>
-                              </w:rPr>
-                              <w:t>2</w:t>
-                            </w:r>
-                            <w:r>
-                              <w:rPr>
-                                <w:noProof/>
-                              </w:rPr>
-                              <w:fldChar w:fldCharType="end"/>
-                            </w:r>
+                            <w:fldSimple w:instr=" SEQ Figura \* ARABIC ">
+                              <w:r>
+                                <w:rPr>
+                                  <w:noProof/>
+                                </w:rPr>
+                                <w:t>2</w:t>
+                              </w:r>
+                            </w:fldSimple>
                             <w:r>
                               <w:t xml:space="preserve"> - </w:t>
                             </w:r>
-                            <w:proofErr w:type="spellStart"/>
                             <w:r>
                               <w:rPr>
                                 <w:i/>
                                 <w:iCs/>
                               </w:rPr>
-                              <w:t>Subway</w:t>
-                            </w:r>
-                            <w:proofErr w:type="spellEnd"/>
-                            <w:r>
-                              <w:rPr>
-                                <w:i/>
-                                <w:iCs/>
-                              </w:rPr>
-                              <w:t xml:space="preserve"> Surfers</w:t>
+                              <w:t>Subway Surfers</w:t>
                             </w:r>
                             <w:bookmarkEnd w:id="14"/>
                           </w:p>
@@ -6609,45 +6435,23 @@
                       <w:r>
                         <w:t xml:space="preserve">Figura </w:t>
                       </w:r>
-                      <w:r>
-                        <w:fldChar w:fldCharType="begin"/>
-                      </w:r>
-                      <w:r>
-                        <w:instrText xml:space="preserve"> SEQ Figura \* ARABIC </w:instrText>
-                      </w:r>
-                      <w:r>
-                        <w:fldChar w:fldCharType="separate"/>
-                      </w:r>
-                      <w:r>
-                        <w:rPr>
-                          <w:noProof/>
-                        </w:rPr>
-                        <w:t>2</w:t>
-                      </w:r>
-                      <w:r>
-                        <w:rPr>
-                          <w:noProof/>
-                        </w:rPr>
-                        <w:fldChar w:fldCharType="end"/>
-                      </w:r>
+                      <w:fldSimple w:instr=" SEQ Figura \* ARABIC ">
+                        <w:r>
+                          <w:rPr>
+                            <w:noProof/>
+                          </w:rPr>
+                          <w:t>2</w:t>
+                        </w:r>
+                      </w:fldSimple>
                       <w:r>
                         <w:t xml:space="preserve"> - </w:t>
                       </w:r>
-                      <w:proofErr w:type="spellStart"/>
                       <w:r>
                         <w:rPr>
                           <w:i/>
                           <w:iCs/>
                         </w:rPr>
-                        <w:t>Subway</w:t>
-                      </w:r>
-                      <w:proofErr w:type="spellEnd"/>
-                      <w:r>
-                        <w:rPr>
-                          <w:i/>
-                          <w:iCs/>
-                        </w:rPr>
-                        <w:t xml:space="preserve"> Surfers</w:t>
+                        <w:t>Subway Surfers</w:t>
                       </w:r>
                       <w:bookmarkEnd w:id="15"/>
                     </w:p>
@@ -6723,31 +6527,13 @@
       <w:r>
         <w:t xml:space="preserve">Ao contrário de </w:t>
       </w:r>
-      <w:proofErr w:type="spellStart"/>
       <w:r>
         <w:rPr>
           <w:i/>
           <w:iCs/>
         </w:rPr>
-        <w:t>Temple</w:t>
+        <w:t>Temple Run</w:t>
       </w:r>
-      <w:proofErr w:type="spellEnd"/>
-      <w:r>
-        <w:rPr>
-          <w:i/>
-          <w:iCs/>
-        </w:rPr>
-        <w:t xml:space="preserve"> </w:t>
-      </w:r>
-      <w:proofErr w:type="spellStart"/>
-      <w:r>
-        <w:rPr>
-          <w:i/>
-          <w:iCs/>
-        </w:rPr>
-        <w:t>Run</w:t>
-      </w:r>
-      <w:proofErr w:type="spellEnd"/>
       <w:r>
         <w:t>, não existem curvas</w:t>
       </w:r>
@@ -6769,7 +6555,6 @@
       <w:r>
         <w:t xml:space="preserve">Além disso, distingue-se pela maior variedade de </w:t>
       </w:r>
-      <w:proofErr w:type="spellStart"/>
       <w:r>
         <w:rPr>
           <w:i/>
@@ -6777,25 +6562,15 @@
         </w:rPr>
         <w:t>power-ups</w:t>
       </w:r>
-      <w:proofErr w:type="spellEnd"/>
       <w:r>
         <w:t xml:space="preserve">, como </w:t>
       </w:r>
-      <w:proofErr w:type="spellStart"/>
       <w:r>
         <w:rPr>
           <w:i/>
           <w:iCs/>
         </w:rPr>
-        <w:t>pogo</w:t>
-      </w:r>
-      <w:proofErr w:type="spellEnd"/>
-      <w:r>
-        <w:rPr>
-          <w:i/>
-          <w:iCs/>
-        </w:rPr>
-        <w:t xml:space="preserve"> sticks</w:t>
+        <w:t>pogo sticks</w:t>
       </w:r>
       <w:r>
         <w:t xml:space="preserve">, </w:t>
@@ -6810,7 +6585,6 @@
       <w:r>
         <w:t xml:space="preserve"> e </w:t>
       </w:r>
-      <w:proofErr w:type="spellStart"/>
       <w:r>
         <w:rPr>
           <w:i/>
@@ -6818,7 +6592,6 @@
         </w:rPr>
         <w:t>hoverboards</w:t>
       </w:r>
-      <w:proofErr w:type="spellEnd"/>
       <w:r>
         <w:t>, que oferecem vantagens temporárias durante a corrida</w:t>
       </w:r>
@@ -6856,17 +6629,7 @@
           <w:i/>
           <w:iCs/>
         </w:rPr>
-        <w:t xml:space="preserve">Jetpack </w:t>
-      </w:r>
-      <w:proofErr w:type="spellStart"/>
-      <w:r>
-        <w:rPr>
-          <w:b/>
-          <w:bCs/>
-          <w:i/>
-          <w:iCs/>
-        </w:rPr>
-        <w:t>Joyrid</w:t>
+        <w:t>Jetpack Joyrid</w:t>
       </w:r>
       <w:r>
         <w:rPr>
@@ -6877,7 +6640,6 @@
         </w:rPr>
         <w:t>e</w:t>
       </w:r>
-      <w:proofErr w:type="spellEnd"/>
       <w:r>
         <w:rPr>
           <w:b/>
@@ -6898,7 +6660,6 @@
       <w:r>
         <w:t xml:space="preserve">Diferenciando-se dos jogos anteriores, apresenta uma jogabilidade </w:t>
       </w:r>
-      <w:proofErr w:type="spellStart"/>
       <w:r>
         <w:rPr>
           <w:i/>
@@ -6906,7 +6667,6 @@
         </w:rPr>
         <w:t>side-scroller</w:t>
       </w:r>
-      <w:proofErr w:type="spellEnd"/>
       <w:r>
         <w:t xml:space="preserve"> em 2D, ou seja, com projeção ortogonal.</w:t>
       </w:r>
@@ -6952,15 +6712,7 @@
         <w:t xml:space="preserve"> </w:t>
       </w:r>
       <w:r>
-        <w:t xml:space="preserve">Existem também </w:t>
-      </w:r>
-      <w:proofErr w:type="spellStart"/>
-      <w:r>
-        <w:t>power-ups</w:t>
-      </w:r>
-      <w:proofErr w:type="spellEnd"/>
-      <w:r>
-        <w:t>, como fatos robóticos e dragões gigantes</w:t>
+        <w:t>Existem também power-ups, como fatos robóticos e dragões gigantes</w:t>
       </w:r>
       <w:r>
         <w:t>.</w:t>
@@ -7032,27 +6784,14 @@
                             <w:r>
                               <w:t xml:space="preserve">Figura </w:t>
                             </w:r>
-                            <w:r>
-                              <w:fldChar w:fldCharType="begin"/>
-                            </w:r>
-                            <w:r>
-                              <w:instrText xml:space="preserve"> SEQ Figura \* ARABIC </w:instrText>
-                            </w:r>
-                            <w:r>
-                              <w:fldChar w:fldCharType="separate"/>
-                            </w:r>
-                            <w:r>
-                              <w:rPr>
-                                <w:noProof/>
-                              </w:rPr>
-                              <w:t>3</w:t>
-                            </w:r>
-                            <w:r>
-                              <w:rPr>
-                                <w:noProof/>
-                              </w:rPr>
-                              <w:fldChar w:fldCharType="end"/>
-                            </w:r>
+                            <w:fldSimple w:instr=" SEQ Figura \* ARABIC ">
+                              <w:r>
+                                <w:rPr>
+                                  <w:noProof/>
+                                </w:rPr>
+                                <w:t>3</w:t>
+                              </w:r>
+                            </w:fldSimple>
                             <w:r>
                               <w:t xml:space="preserve"> - Jetpack Joyride</w:t>
                             </w:r>
@@ -7089,27 +6828,14 @@
                       <w:r>
                         <w:t xml:space="preserve">Figura </w:t>
                       </w:r>
-                      <w:r>
-                        <w:fldChar w:fldCharType="begin"/>
-                      </w:r>
-                      <w:r>
-                        <w:instrText xml:space="preserve"> SEQ Figura \* ARABIC </w:instrText>
-                      </w:r>
-                      <w:r>
-                        <w:fldChar w:fldCharType="separate"/>
-                      </w:r>
-                      <w:r>
-                        <w:rPr>
-                          <w:noProof/>
-                        </w:rPr>
-                        <w:t>3</w:t>
-                      </w:r>
-                      <w:r>
-                        <w:rPr>
-                          <w:noProof/>
-                        </w:rPr>
-                        <w:fldChar w:fldCharType="end"/>
-                      </w:r>
+                      <w:fldSimple w:instr=" SEQ Figura \* ARABIC ">
+                        <w:r>
+                          <w:rPr>
+                            <w:noProof/>
+                          </w:rPr>
+                          <w:t>3</w:t>
+                        </w:r>
+                      </w:fldSimple>
                       <w:r>
                         <w:t xml:space="preserve"> - Jetpack Joyride</w:t>
                       </w:r>
@@ -7213,7 +6939,7 @@
           <w:szCs w:val="56"/>
         </w:rPr>
       </w:pPr>
-      <w:bookmarkStart w:id="18" w:name="_Toc195263519"/>
+      <w:bookmarkStart w:id="18" w:name="_Toc199238096"/>
       <w:r>
         <w:rPr>
           <w:rFonts w:cs="Arial"/>
@@ -7345,7 +7071,6 @@
       <w:r>
         <w:t xml:space="preserve">nício do desenvolvimento da lógica de </w:t>
       </w:r>
-      <w:proofErr w:type="spellStart"/>
       <w:r>
         <w:rPr>
           <w:i/>
@@ -7353,7 +7078,6 @@
         </w:rPr>
         <w:t>gameplay</w:t>
       </w:r>
-      <w:proofErr w:type="spellEnd"/>
       <w:r>
         <w:t>, incluindo a geração do mapa</w:t>
       </w:r>
@@ -7380,7 +7104,6 @@
       <w:r>
         <w:t xml:space="preserve">Continuação do desenvolvimento de lógica da </w:t>
       </w:r>
-      <w:proofErr w:type="spellStart"/>
       <w:r>
         <w:rPr>
           <w:i/>
@@ -7388,7 +7111,6 @@
         </w:rPr>
         <w:t>gameplay</w:t>
       </w:r>
-      <w:proofErr w:type="spellEnd"/>
       <w:r>
         <w:t>.</w:t>
       </w:r>
@@ -7444,6 +7166,7 @@
           <w:szCs w:val="56"/>
         </w:rPr>
       </w:pPr>
+      <w:bookmarkStart w:id="19" w:name="_Toc199238097"/>
       <w:r>
         <w:rPr>
           <w:rFonts w:cs="Arial"/>
@@ -7452,72 +7175,9 @@
         <w:lastRenderedPageBreak/>
         <w:t>Manual de Utilizador</w:t>
       </w:r>
+      <w:bookmarkEnd w:id="19"/>
     </w:p>
     <w:p/>
-    <w:p>
-      <w:pPr>
-        <w:spacing w:line="360" w:lineRule="auto"/>
-        <w:ind w:firstLine="567"/>
-        <w:jc w:val="both"/>
-      </w:pPr>
-      <w:r>
-        <w:rPr>
-          <w:b/>
-          <w:bCs/>
-        </w:rPr>
-        <w:t>Requisitos do Jogo</w:t>
-      </w:r>
-      <w:r>
-        <w:rPr>
-          <w:b/>
-          <w:bCs/>
-        </w:rPr>
-        <w:t>:</w:t>
-      </w:r>
-    </w:p>
-    <w:p>
-      <w:pPr>
-        <w:pStyle w:val="PargrafodaLista"/>
-        <w:numPr>
-          <w:ilvl w:val="0"/>
-          <w:numId w:val="41"/>
-        </w:numPr>
-        <w:spacing w:line="360" w:lineRule="auto"/>
-        <w:jc w:val="both"/>
-      </w:pPr>
-      <w:r>
-        <w:t xml:space="preserve">Browser com suporte a </w:t>
-      </w:r>
-      <w:proofErr w:type="spellStart"/>
-      <w:r>
-        <w:rPr>
-          <w:i/>
-          <w:iCs/>
-        </w:rPr>
-        <w:t>WebGL</w:t>
-      </w:r>
-      <w:proofErr w:type="spellEnd"/>
-    </w:p>
-    <w:p>
-      <w:pPr>
-        <w:pStyle w:val="PargrafodaLista"/>
-        <w:numPr>
-          <w:ilvl w:val="0"/>
-          <w:numId w:val="41"/>
-        </w:numPr>
-        <w:spacing w:line="360" w:lineRule="auto"/>
-        <w:jc w:val="both"/>
-      </w:pPr>
-      <w:r>
-        <w:t>Teclado</w:t>
-      </w:r>
-    </w:p>
-    <w:p>
-      <w:pPr>
-        <w:spacing w:line="360" w:lineRule="auto"/>
-        <w:jc w:val="both"/>
-      </w:pPr>
-    </w:p>
     <w:p>
       <w:pPr>
         <w:spacing w:line="360" w:lineRule="auto"/>
@@ -7553,40 +7213,25 @@
         <w:t>HTTP</w:t>
       </w:r>
       <w:r>
-        <w:t xml:space="preserve"> como, por exemplo, a extensão “Live Server” no </w:t>
+        <w:t xml:space="preserve"> como, por exemplo, a extensão “</w:t>
       </w:r>
       <w:r>
         <w:rPr>
           <w:i/>
           <w:iCs/>
         </w:rPr>
-        <w:t xml:space="preserve">Visual </w:t>
+        <w:t>Live Server</w:t>
       </w:r>
-      <w:proofErr w:type="spellStart"/>
+      <w:r>
+        <w:t xml:space="preserve">” no </w:t>
+      </w:r>
       <w:r>
         <w:rPr>
           <w:i/>
           <w:iCs/>
         </w:rPr>
-        <w:t>Studio</w:t>
+        <w:t>Visual Studio Code</w:t>
       </w:r>
-      <w:proofErr w:type="spellEnd"/>
-      <w:r>
-        <w:rPr>
-          <w:i/>
-          <w:iCs/>
-        </w:rPr>
-        <w:t xml:space="preserve"> </w:t>
-      </w:r>
-      <w:proofErr w:type="spellStart"/>
-      <w:r>
-        <w:rPr>
-          <w:i/>
-          <w:iCs/>
-        </w:rPr>
-        <w:t>Code</w:t>
-      </w:r>
-      <w:proofErr w:type="spellEnd"/>
       <w:r>
         <w:t>.</w:t>
       </w:r>
@@ -7756,10 +7401,7 @@
         <w:jc w:val="both"/>
       </w:pPr>
       <w:r>
-        <w:t xml:space="preserve">Controlos </w:t>
-      </w:r>
-      <w:r>
-        <w:t>de Iluminação</w:t>
+        <w:t>Controlos de Iluminação</w:t>
       </w:r>
     </w:p>
     <w:p>
@@ -7810,19 +7452,7 @@
         <w:t>Mouse</w:t>
       </w:r>
       <w:r>
-        <w:t xml:space="preserve"> </w:t>
-      </w:r>
-      <w:r>
-        <w:t>Direito</w:t>
-      </w:r>
-      <w:r>
-        <w:t xml:space="preserve"> – Ligar/Desligar Pisca</w:t>
-      </w:r>
-      <w:r>
-        <w:t xml:space="preserve"> Direito</w:t>
-      </w:r>
-      <w:r>
-        <w:t xml:space="preserve"> da Carrinha</w:t>
+        <w:t xml:space="preserve"> Direito – Ligar/Desligar Pisca Direito da Carrinha</w:t>
       </w:r>
     </w:p>
     <w:p>
@@ -7838,7 +7468,6 @@
       <w:r>
         <w:t xml:space="preserve">Botão de </w:t>
       </w:r>
-      <w:proofErr w:type="spellStart"/>
       <w:r>
         <w:rPr>
           <w:i/>
@@ -7846,18 +7475,8 @@
         </w:rPr>
         <w:t>Scroll</w:t>
       </w:r>
-      <w:proofErr w:type="spellEnd"/>
       <w:r>
-        <w:t xml:space="preserve"> </w:t>
-      </w:r>
-      <w:r>
-        <w:t xml:space="preserve">– Ligar/Desligar </w:t>
-      </w:r>
-      <w:r>
-        <w:t>Luzes de Emergência</w:t>
-      </w:r>
-      <w:r>
-        <w:t xml:space="preserve"> da Carrinha</w:t>
+        <w:t xml:space="preserve"> – Ligar/Desligar Luzes de Emergência</w:t>
       </w:r>
     </w:p>
     <w:p>
@@ -7913,22 +7532,7 @@
         <w:jc w:val="both"/>
       </w:pPr>
       <w:r>
-        <w:t xml:space="preserve">4 – Ligar/Desligar </w:t>
-      </w:r>
-      <w:r>
-        <w:t>f</w:t>
-      </w:r>
-      <w:r>
-        <w:t xml:space="preserve">aróis da </w:t>
-      </w:r>
-      <w:r>
-        <w:t>c</w:t>
-      </w:r>
-      <w:r>
-        <w:t>arrinha</w:t>
-      </w:r>
-      <w:r>
-        <w:br w:type="page"/>
+        <w:t>4 – Ligar/Desligar faróis da carrinha</w:t>
       </w:r>
     </w:p>
     <w:p>
@@ -7962,13 +7566,7 @@
         <w:jc w:val="both"/>
       </w:pPr>
       <w:r>
-        <w:t>C</w:t>
-      </w:r>
-      <w:r>
-        <w:t xml:space="preserve"> – </w:t>
-      </w:r>
-      <w:r>
-        <w:t>Alterar tipo de câmara</w:t>
+        <w:t>C – Alterar tipo de câmara</w:t>
       </w:r>
     </w:p>
     <w:p>
@@ -7989,7 +7587,6 @@
       <w:r>
         <w:t xml:space="preserve">H – Ver </w:t>
       </w:r>
-      <w:proofErr w:type="spellStart"/>
       <w:r>
         <w:rPr>
           <w:i/>
@@ -7997,10 +7594,31 @@
         </w:rPr>
         <w:t>hitboxes</w:t>
       </w:r>
-      <w:bookmarkStart w:id="19" w:name="_Toc152258951"/>
-      <w:bookmarkStart w:id="20" w:name="_Toc152279547"/>
-      <w:bookmarkStart w:id="21" w:name="_Hlk148369304"/>
-      <w:proofErr w:type="spellEnd"/>
+      <w:bookmarkStart w:id="20" w:name="_Toc152258951"/>
+      <w:bookmarkStart w:id="21" w:name="_Toc152279547"/>
+      <w:bookmarkStart w:id="22" w:name="_Hlk148369304"/>
+    </w:p>
+    <w:p>
+      <w:pPr>
+        <w:pStyle w:val="PargrafodaLista"/>
+        <w:numPr>
+          <w:ilvl w:val="1"/>
+          <w:numId w:val="41"/>
+        </w:numPr>
+        <w:spacing w:line="360" w:lineRule="auto"/>
+        <w:jc w:val="both"/>
+        <w:rPr>
+          <w:b/>
+          <w:bCs/>
+          <w:szCs w:val="24"/>
+        </w:rPr>
+      </w:pPr>
+      <w:r>
+        <w:rPr>
+          <w:szCs w:val="24"/>
+        </w:rPr>
+        <w:t>N – Ligar/Desligar nuvens</w:t>
+      </w:r>
     </w:p>
     <w:p>
       <w:pPr>
@@ -8019,14 +7637,7 @@
           <w:b/>
           <w:bCs/>
         </w:rPr>
-        <w:t>Elementos</w:t>
-      </w:r>
-      <w:r>
-        <w:rPr>
-          <w:b/>
-          <w:bCs/>
-        </w:rPr>
-        <w:t xml:space="preserve"> do Jogo</w:t>
+        <w:t>Elementos do Jogo</w:t>
       </w:r>
       <w:r>
         <w:rPr>
@@ -8127,10 +7738,7 @@
         <w:jc w:val="both"/>
       </w:pPr>
       <w:r>
-        <w:t>Tampas de Esgoto:</w:t>
-      </w:r>
-      <w:r>
-        <w:t xml:space="preserve"> Funcionam da mesma maneira que os cones.</w:t>
+        <w:t>Tampas de Esgoto: Funcionam da mesma maneira que os cones.</w:t>
       </w:r>
     </w:p>
     <w:p>
@@ -8170,7 +7778,6 @@
           <w:iCs/>
         </w:rPr>
       </w:pPr>
-      <w:proofErr w:type="spellStart"/>
       <w:r>
         <w:rPr>
           <w:i/>
@@ -8178,7 +7785,6 @@
         </w:rPr>
         <w:t>Power-ups</w:t>
       </w:r>
-      <w:proofErr w:type="spellEnd"/>
     </w:p>
     <w:p>
       <w:pPr>
@@ -8311,17 +7917,8 @@
           <w:i/>
           <w:iCs/>
         </w:rPr>
-        <w:t xml:space="preserve">Game </w:t>
+        <w:t>Game Over</w:t>
       </w:r>
-      <w:proofErr w:type="spellStart"/>
-      <w:r>
-        <w:rPr>
-          <w:i/>
-          <w:iCs/>
-        </w:rPr>
-        <w:t>Over</w:t>
-      </w:r>
-      <w:proofErr w:type="spellEnd"/>
     </w:p>
     <w:p>
       <w:pPr>
@@ -8339,13 +7936,7 @@
         </w:rPr>
       </w:pPr>
       <w:r>
-        <w:t>Quando perdes todas as vidas, será mostrada a tua pontuação final</w:t>
-      </w:r>
-      <w:r>
-        <w:t>.</w:t>
-      </w:r>
-      <w:r>
-        <w:t xml:space="preserve"> Podes jogar novamente carregando no botão “Recomeçar”.</w:t>
+        <w:t>Quando perdes todas as vidas, será mostrada a tua pontuação final. Podes jogar novamente carregando no botão “Recomeçar”.</w:t>
       </w:r>
       <w:r>
         <w:br w:type="page"/>
@@ -8363,8 +7954,8 @@
           <w:szCs w:val="56"/>
         </w:rPr>
       </w:pPr>
-      <w:bookmarkStart w:id="22" w:name="_Toc180520474"/>
-      <w:bookmarkStart w:id="23" w:name="_Toc195263521"/>
+      <w:bookmarkStart w:id="23" w:name="_Toc180520474"/>
+      <w:bookmarkStart w:id="24" w:name="_Toc199238098"/>
       <w:r>
         <w:rPr>
           <w:rFonts w:cs="Arial"/>
@@ -8373,10 +7964,10 @@
         <w:lastRenderedPageBreak/>
         <w:t>Conclusão</w:t>
       </w:r>
-      <w:bookmarkEnd w:id="19"/>
       <w:bookmarkEnd w:id="20"/>
-      <w:bookmarkEnd w:id="22"/>
+      <w:bookmarkEnd w:id="21"/>
       <w:bookmarkEnd w:id="23"/>
+      <w:bookmarkEnd w:id="24"/>
     </w:p>
     <w:p/>
     <w:p>
@@ -8402,9 +7993,36 @@
         <w:t>three.js</w:t>
       </w:r>
       <w:r>
-        <w:t xml:space="preserve">, aplicando conceitos importantes da computação gráfica através da criação de uma experiência interativa e apelativa. O UTAD </w:t>
+        <w:t>.</w:t>
       </w:r>
-      <w:proofErr w:type="spellStart"/>
+      <w:r>
+        <w:t xml:space="preserve"> </w:t>
+      </w:r>
+      <w:r>
+        <w:t>Ao longo do desenvolvimento, foram aplicados conceitos fundamentais da computação gráfica, como modelação 3D, iluminação, texturização</w:t>
+      </w:r>
+      <w:r>
+        <w:t xml:space="preserve"> e</w:t>
+      </w:r>
+      <w:r>
+        <w:t xml:space="preserve"> animaçã</w:t>
+      </w:r>
+      <w:r>
+        <w:t>o</w:t>
+      </w:r>
+      <w:r>
+        <w:t>.</w:t>
+      </w:r>
+    </w:p>
+    <w:p>
+      <w:pPr>
+        <w:spacing w:line="360" w:lineRule="auto"/>
+        <w:ind w:firstLine="567"/>
+        <w:jc w:val="both"/>
+      </w:pPr>
+      <w:r>
+        <w:t xml:space="preserve">A criação do UTAD </w:t>
+      </w:r>
       <w:r>
         <w:rPr>
           <w:i/>
@@ -8412,19 +8030,56 @@
         </w:rPr>
         <w:t>Run</w:t>
       </w:r>
-      <w:proofErr w:type="spellEnd"/>
       <w:r>
-        <w:t xml:space="preserve"> não só representa um desafio como também uma oportunidade criativa para destacar elementos característicos da UTAD, proporcionando uma experiência </w:t>
+        <w:t xml:space="preserve"> permitiu consolida</w:t>
+      </w:r>
+      <w:r>
+        <w:t>r</w:t>
+      </w:r>
+      <w:r>
+        <w:t xml:space="preserve"> o conhecimento teórico através da sua aplicação prática</w:t>
+      </w:r>
+      <w:r>
+        <w:t xml:space="preserve"> </w:t>
+      </w:r>
+      <w:r>
+        <w:t xml:space="preserve">numa experiência </w:t>
+      </w:r>
+      <w:r>
+        <w:t xml:space="preserve">que </w:t>
+      </w:r>
+      <w:r>
+        <w:t>não só representa um desafio como também uma oportunidade criativa para destacar elementos característicos da UTAD</w:t>
+      </w:r>
+      <w:r>
+        <w:t xml:space="preserve">, </w:t>
+      </w:r>
+      <w:r>
+        <w:t xml:space="preserve">proporcionando uma experiência </w:t>
       </w:r>
       <w:r>
         <w:t>humorística</w:t>
       </w:r>
       <w:r>
-        <w:t xml:space="preserve"> e envolvente para os jogadores.</w:t>
+        <w:t xml:space="preserve"> para os jogadores.</w:t>
       </w:r>
     </w:p>
-    <w:bookmarkEnd w:id="21"/>
     <w:p>
+      <w:pPr>
+        <w:spacing w:line="360" w:lineRule="auto"/>
+        <w:ind w:firstLine="567"/>
+        <w:jc w:val="both"/>
+      </w:pPr>
+      <w:r>
+        <w:t xml:space="preserve">Em suma, este projeto demonstra como a computação gráfica, aliada à criatividade, pode ser usada para desenvolver experiências digitais </w:t>
+      </w:r>
+      <w:r>
+        <w:t>divertidas</w:t>
+      </w:r>
+      <w:r>
+        <w:t>.</w:t>
+      </w:r>
+      <w:bookmarkEnd w:id="22"/>
       <w:r>
         <w:rPr>
           <w:szCs w:val="24"/>
@@ -8432,8 +8087,8 @@
         <w:br w:type="page"/>
       </w:r>
     </w:p>
-    <w:bookmarkStart w:id="24" w:name="_Toc180520475" w:displacedByCustomXml="next"/>
-    <w:bookmarkStart w:id="25" w:name="_Toc195263522" w:displacedByCustomXml="next"/>
+    <w:bookmarkStart w:id="25" w:name="_Toc199238099" w:displacedByCustomXml="next"/>
+    <w:bookmarkStart w:id="26" w:name="_Toc180520475" w:displacedByCustomXml="next"/>
     <w:sdt>
       <w:sdtPr>
         <w:rPr>
@@ -8476,7 +8131,7 @@
             </w:rPr>
             <w:t>Bibliografi</w:t>
           </w:r>
-          <w:bookmarkEnd w:id="24"/>
+          <w:bookmarkEnd w:id="26"/>
           <w:r>
             <w:rPr>
               <w:rFonts w:cs="Arial"/>
@@ -8539,19 +8194,11 @@
           <w:lang w:val="en-US"/>
         </w:rPr>
       </w:pPr>
-      <w:proofErr w:type="spellStart"/>
       <w:r>
         <w:rPr>
           <w:lang w:val="en-US"/>
         </w:rPr>
-        <w:t>Imangi</w:t>
-      </w:r>
-      <w:proofErr w:type="spellEnd"/>
-      <w:r>
-        <w:rPr>
-          <w:lang w:val="en-US"/>
-        </w:rPr>
-        <w:t xml:space="preserve"> Studios. </w:t>
+        <w:t xml:space="preserve">Imangi Studios. </w:t>
       </w:r>
       <w:r>
         <w:rPr>
@@ -39835,6 +39482,40 @@
 </file>
 
 <file path=customXml/item3.xml><?xml version="1.0" encoding="utf-8"?>
+<b:Sources xmlns:b="http://schemas.openxmlformats.org/officeDocument/2006/bibliography" xmlns="http://schemas.openxmlformats.org/officeDocument/2006/bibliography" SelectedStyle="\APASixthEditionOfficeOnline.xsl" StyleName="APA" Version="6">
+  <b:Source>
+    <b:Tag>NetLogo640</b:Tag>
+    <b:SourceType>InternetSite</b:SourceType>
+    <b:Guid>{45E1FBB9-24C7-44AD-9E70-F1DD104EA8E8}</b:Guid>
+    <b:Title>NetLogo 6.4.0 User Manual</b:Title>
+    <b:Year>2023</b:Year>
+    <b:Month>novembro</b:Month>
+    <b:Day>15</b:Day>
+    <b:URL>https://ccl.northwestern.edu/netlogo/docs/</b:URL>
+    <b:RefOrder>1</b:RefOrder>
+  </b:Source>
+  <b:Source>
+    <b:Tag>Beg21</b:Tag>
+    <b:SourceType>InternetSite</b:SourceType>
+    <b:Guid>{F8B1DE9F-54CA-493D-99A1-5571C604366E}</b:Guid>
+    <b:Title>Beginner's Interactive NetLogo Dictionary</b:Title>
+    <b:Year>2021</b:Year>
+    <b:URL>https://ccl.northwestern.edu/netlogo/bind/</b:URL>
+    <b:RefOrder>2</b:RefOrder>
+  </b:Source>
+</b:Sources>
+</file>
+
+<file path=customXml/item4.xml><?xml version="1.0" encoding="utf-8"?>
+<?mso-contentType ?>
+<FormTemplates xmlns="http://schemas.microsoft.com/sharepoint/v3/contenttype/forms">
+  <Display>DocumentLibraryForm</Display>
+  <Edit>DocumentLibraryForm</Edit>
+  <New>DocumentLibraryForm</New>
+</FormTemplates>
+</file>
+
+<file path=customXml/item5.xml><?xml version="1.0" encoding="utf-8"?>
 <ct:contentTypeSchema xmlns:ct="http://schemas.microsoft.com/office/2006/metadata/contentType" xmlns:ma="http://schemas.microsoft.com/office/2006/metadata/properties/metaAttributes" ct:_="" ma:_="" ma:contentTypeName="Documento" ma:contentTypeID="0x010100F9E8A8F3045FE441AA41CA9E07315A24" ma:contentTypeVersion="6" ma:contentTypeDescription="Criar um novo documento." ma:contentTypeScope="" ma:versionID="773c2603bf63c2dd5fbd4912d7329f7a">
   <xsd:schema xmlns:xsd="http://www.w3.org/2001/XMLSchema" xmlns:xs="http://www.w3.org/2001/XMLSchema" xmlns:p="http://schemas.microsoft.com/office/2006/metadata/properties" xmlns:ns3="d94c5cf4-12c7-4b0a-be06-835607e31d56" xmlns:ns4="00a07872-2fb7-415c-8650-0aa456c2bf7c" targetNamespace="http://schemas.microsoft.com/office/2006/metadata/properties" ma:root="true" ma:fieldsID="51a1ddefdc32392d13d7423793fd352b" ns3:_="" ns4:_="">
     <xsd:import namespace="d94c5cf4-12c7-4b0a-be06-835607e31d56"/>
@@ -40011,40 +39692,6 @@
 </ct:contentTypeSchema>
 </file>
 
-<file path=customXml/item4.xml><?xml version="1.0" encoding="utf-8"?>
-<?mso-contentType ?>
-<FormTemplates xmlns="http://schemas.microsoft.com/sharepoint/v3/contenttype/forms">
-  <Display>DocumentLibraryForm</Display>
-  <Edit>DocumentLibraryForm</Edit>
-  <New>DocumentLibraryForm</New>
-</FormTemplates>
-</file>
-
-<file path=customXml/item5.xml><?xml version="1.0" encoding="utf-8"?>
-<b:Sources xmlns:b="http://schemas.openxmlformats.org/officeDocument/2006/bibliography" xmlns="http://schemas.openxmlformats.org/officeDocument/2006/bibliography" SelectedStyle="\APASixthEditionOfficeOnline.xsl" StyleName="APA" Version="6">
-  <b:Source>
-    <b:Tag>NetLogo640</b:Tag>
-    <b:SourceType>InternetSite</b:SourceType>
-    <b:Guid>{45E1FBB9-24C7-44AD-9E70-F1DD104EA8E8}</b:Guid>
-    <b:Title>NetLogo 6.4.0 User Manual</b:Title>
-    <b:Year>2023</b:Year>
-    <b:Month>novembro</b:Month>
-    <b:Day>15</b:Day>
-    <b:URL>https://ccl.northwestern.edu/netlogo/docs/</b:URL>
-    <b:RefOrder>1</b:RefOrder>
-  </b:Source>
-  <b:Source>
-    <b:Tag>Beg21</b:Tag>
-    <b:SourceType>InternetSite</b:SourceType>
-    <b:Guid>{F8B1DE9F-54CA-493D-99A1-5571C604366E}</b:Guid>
-    <b:Title>Beginner's Interactive NetLogo Dictionary</b:Title>
-    <b:Year>2021</b:Year>
-    <b:URL>https://ccl.northwestern.edu/netlogo/bind/</b:URL>
-    <b:RefOrder>2</b:RefOrder>
-  </b:Source>
-</b:Sources>
-</file>
-
 <file path=customXml/itemProps1.xml><?xml version="1.0" encoding="utf-8"?>
 <ds:datastoreItem xmlns:ds="http://schemas.openxmlformats.org/officeDocument/2006/customXml" ds:itemID="{55AF091B-3C7A-41E3-B477-F2FDAA23CFDA}">
   <ds:schemaRefs>
@@ -40064,6 +39711,22 @@
 </file>
 
 <file path=customXml/itemProps3.xml><?xml version="1.0" encoding="utf-8"?>
+<ds:datastoreItem xmlns:ds="http://schemas.openxmlformats.org/officeDocument/2006/customXml" ds:itemID="{8693A4DB-01BA-4C3E-AB41-7F7D4044199B}">
+  <ds:schemaRefs>
+    <ds:schemaRef ds:uri="http://schemas.openxmlformats.org/officeDocument/2006/bibliography"/>
+  </ds:schemaRefs>
+</ds:datastoreItem>
+</file>
+
+<file path=customXml/itemProps4.xml><?xml version="1.0" encoding="utf-8"?>
+<ds:datastoreItem xmlns:ds="http://schemas.openxmlformats.org/officeDocument/2006/customXml" ds:itemID="{27BDF7DC-9371-46B3-86A0-822C26A52DFF}">
+  <ds:schemaRefs>
+    <ds:schemaRef ds:uri="http://schemas.microsoft.com/sharepoint/v3/contenttype/forms"/>
+  </ds:schemaRefs>
+</ds:datastoreItem>
+</file>
+
+<file path=customXml/itemProps5.xml><?xml version="1.0" encoding="utf-8"?>
 <ds:datastoreItem xmlns:ds="http://schemas.openxmlformats.org/officeDocument/2006/customXml" ds:itemID="{2AF22CC3-31A5-4FDC-B581-8852B585CA7F}">
   <ds:schemaRefs>
     <ds:schemaRef ds:uri="http://schemas.microsoft.com/office/2006/metadata/contentType"/>
@@ -40080,20 +39743,4 @@
     <ds:schemaRef ds:uri="http://schemas.microsoft.com/internal/obd"/>
   </ds:schemaRefs>
 </ds:datastoreItem>
-</file>
-
-<file path=customXml/itemProps4.xml><?xml version="1.0" encoding="utf-8"?>
-<ds:datastoreItem xmlns:ds="http://schemas.openxmlformats.org/officeDocument/2006/customXml" ds:itemID="{27BDF7DC-9371-46B3-86A0-822C26A52DFF}">
-  <ds:schemaRefs>
-    <ds:schemaRef ds:uri="http://schemas.microsoft.com/sharepoint/v3/contenttype/forms"/>
-  </ds:schemaRefs>
-</ds:datastoreItem>
-</file>
-
-<file path=customXml/itemProps5.xml><?xml version="1.0" encoding="utf-8"?>
-<ds:datastoreItem xmlns:ds="http://schemas.openxmlformats.org/officeDocument/2006/customXml" ds:itemID="{8693A4DB-01BA-4C3E-AB41-7F7D4044199B}">
-  <ds:schemaRefs>
-    <ds:schemaRef ds:uri="http://schemas.openxmlformats.org/officeDocument/2006/bibliography"/>
-  </ds:schemaRefs>
-</ds:datastoreItem>
 </file>
--- a/Relatorio.docx
+++ b/Relatorio.docx
@@ -5339,8 +5339,8 @@
       <w:bookmarkStart w:id="1" w:name="_Toc180278165"/>
       <w:bookmarkStart w:id="2" w:name="_Toc180278408"/>
       <w:bookmarkStart w:id="3" w:name="_Toc180520468"/>
-      <w:bookmarkStart w:id="4" w:name="_Toc152279527"/>
-      <w:bookmarkStart w:id="5" w:name="_Toc199238092"/>
+      <w:bookmarkStart w:id="4" w:name="_Toc199238092"/>
+      <w:bookmarkStart w:id="5" w:name="_Toc152279527"/>
       <w:r>
         <w:rPr>
           <w:rFonts w:cs="Arial"/>
@@ -5353,7 +5353,7 @@
       <w:bookmarkEnd w:id="1"/>
       <w:bookmarkEnd w:id="2"/>
       <w:bookmarkEnd w:id="3"/>
-      <w:bookmarkEnd w:id="5"/>
+      <w:bookmarkEnd w:id="4"/>
     </w:p>
     <w:p/>
     <w:p>
@@ -5726,7 +5726,7 @@
       <w:bookmarkStart w:id="7" w:name="_Toc152279528"/>
       <w:bookmarkStart w:id="8" w:name="_Toc180520469"/>
       <w:bookmarkStart w:id="9" w:name="_Toc199238093"/>
-      <w:bookmarkEnd w:id="4"/>
+      <w:bookmarkEnd w:id="5"/>
       <w:r>
         <w:rPr>
           <w:rFonts w:cs="Arial"/>
@@ -7631,6 +7631,10 @@
         <w:spacing w:line="360" w:lineRule="auto"/>
         <w:ind w:firstLine="567"/>
         <w:jc w:val="both"/>
+        <w:rPr>
+          <w:b/>
+          <w:bCs/>
+        </w:rPr>
       </w:pPr>
       <w:r>
         <w:rPr>
@@ -7646,6 +7650,59 @@
         </w:rPr>
         <w:t>:</w:t>
       </w:r>
+    </w:p>
+    <w:p>
+      <w:pPr>
+        <w:pStyle w:val="PargrafodaLista"/>
+        <w:numPr>
+          <w:ilvl w:val="0"/>
+          <w:numId w:val="41"/>
+        </w:numPr>
+        <w:spacing w:line="360" w:lineRule="auto"/>
+        <w:jc w:val="both"/>
+        <w:rPr>
+          <w:i/>
+          <w:iCs/>
+        </w:rPr>
+      </w:pPr>
+      <w:r>
+        <w:rPr>
+          <w:i/>
+          <w:iCs/>
+        </w:rPr>
+        <w:t>Leaderboard</w:t>
+      </w:r>
+    </w:p>
+    <w:p>
+      <w:pPr>
+        <w:pStyle w:val="PargrafodaLista"/>
+        <w:numPr>
+          <w:ilvl w:val="1"/>
+          <w:numId w:val="41"/>
+        </w:numPr>
+        <w:spacing w:line="360" w:lineRule="auto"/>
+        <w:jc w:val="both"/>
+      </w:pPr>
+      <w:r>
+        <w:t xml:space="preserve">É possível guardar a tua melhor pontuação e competir com outros jogadores, iniciando sessão com a conta </w:t>
+      </w:r>
+      <w:r>
+        <w:rPr>
+          <w:i/>
+          <w:iCs/>
+        </w:rPr>
+        <w:t>Google</w:t>
+      </w:r>
+      <w:r>
+        <w:t>!</w:t>
+      </w:r>
+    </w:p>
+    <w:p>
+      <w:pPr>
+        <w:spacing w:line="360" w:lineRule="auto"/>
+        <w:ind w:firstLine="567"/>
+        <w:jc w:val="both"/>
+      </w:pPr>
     </w:p>
     <w:p>
       <w:pPr>
@@ -7996,10 +8053,7 @@
         <w:t>.</w:t>
       </w:r>
       <w:r>
-        <w:t xml:space="preserve"> </w:t>
-      </w:r>
-      <w:r>
-        <w:t>Ao longo do desenvolvimento, foram aplicados conceitos fundamentais da computação gráfica, como modelação 3D, iluminação, texturização</w:t>
+        <w:t xml:space="preserve"> Ao longo do desenvolvimento, foram aplicados conceitos fundamentais da computação gráfica, como modelação 3D, iluminação, texturização</w:t>
       </w:r>
       <w:r>
         <w:t xml:space="preserve"> e</w:t>
@@ -8071,13 +8125,7 @@
         <w:jc w:val="both"/>
       </w:pPr>
       <w:r>
-        <w:t xml:space="preserve">Em suma, este projeto demonstra como a computação gráfica, aliada à criatividade, pode ser usada para desenvolver experiências digitais </w:t>
-      </w:r>
-      <w:r>
-        <w:t>divertidas</w:t>
-      </w:r>
-      <w:r>
-        <w:t>.</w:t>
+        <w:t>Em suma, este projeto demonstra como a computação gráfica, aliada à criatividade, pode ser usada para desenvolver experiências digitais divertidas.</w:t>
       </w:r>
       <w:bookmarkEnd w:id="22"/>
       <w:r>
@@ -8087,8 +8135,8 @@
         <w:br w:type="page"/>
       </w:r>
     </w:p>
-    <w:bookmarkStart w:id="25" w:name="_Toc199238099" w:displacedByCustomXml="next"/>
-    <w:bookmarkStart w:id="26" w:name="_Toc180520475" w:displacedByCustomXml="next"/>
+    <w:bookmarkStart w:id="25" w:name="_Toc180520475" w:displacedByCustomXml="next"/>
+    <w:bookmarkStart w:id="26" w:name="_Toc199238099" w:displacedByCustomXml="next"/>
     <w:sdt>
       <w:sdtPr>
         <w:rPr>
@@ -8131,7 +8179,7 @@
             </w:rPr>
             <w:t>Bibliografi</w:t>
           </w:r>
-          <w:bookmarkEnd w:id="26"/>
+          <w:bookmarkEnd w:id="25"/>
           <w:r>
             <w:rPr>
               <w:rFonts w:cs="Arial"/>
@@ -8142,7 +8190,7 @@
         </w:p>
       </w:sdtContent>
     </w:sdt>
-    <w:bookmarkEnd w:id="25" w:displacedByCustomXml="prev"/>
+    <w:bookmarkEnd w:id="26" w:displacedByCustomXml="prev"/>
     <w:p>
       <w:pPr>
         <w:ind w:firstLine="567"/>
@@ -14849,6 +14897,7 @@
   <w:style w:type="character" w:default="1" w:styleId="Tipodeletrapredefinidodopargrafo">
     <w:name w:val="Default Paragraph Font"/>
     <w:uiPriority w:val="1"/>
+    <w:semiHidden/>
     <w:unhideWhenUsed/>
   </w:style>
   <w:style w:type="table" w:default="1" w:styleId="Tabelanormal">
